--- a/Topic 9/docs/Project 9 - Advanced Shaders 1.docx
+++ b/Topic 9/docs/Project 9 - Advanced Shaders 1.docx
@@ -9,7 +9,7 @@
       </w:pPr>
       <w:r>
         <w:rPr>
-          <w:rFonts w:ascii="Aptos" w:eastAsia="Aptos" w:hAnsi="Aptos" w:cs="Aptos"/>
+          <w:rFonts w:ascii="Aptos" w:hAnsi="Aptos" w:eastAsia="Aptos" w:cs="Aptos"/>
           <w:b/>
           <w:bCs/>
           <w:sz w:val="36"/>
@@ -25,7 +25,7 @@
       </w:pPr>
       <w:r>
         <w:rPr>
-          <w:rFonts w:ascii="Aptos" w:eastAsia="Aptos" w:hAnsi="Aptos" w:cs="Aptos"/>
+          <w:rFonts w:ascii="Aptos" w:hAnsi="Aptos" w:eastAsia="Aptos" w:cs="Aptos"/>
           <w:b/>
           <w:bCs/>
         </w:rPr>
@@ -38,7 +38,7 @@
       </w:pPr>
       <w:r>
         <w:rPr>
-          <w:rFonts w:ascii="Aptos" w:eastAsia="Aptos" w:hAnsi="Aptos" w:cs="Aptos"/>
+          <w:rFonts w:ascii="Aptos" w:hAnsi="Aptos" w:eastAsia="Aptos" w:cs="Aptos"/>
         </w:rPr>
         <w:t>This project uses modern OpenGL with vertex and fragment shaders. The vertex shader transforms object vertices from model space into clip space using model, view, and projection matrices. The fragment shader calculates the final pixel color and lighting, allowing each object to have its own material appearance.</w:t>
       </w:r>
@@ -50,7 +50,7 @@
       </w:pPr>
       <w:r>
         <w:rPr>
-          <w:rFonts w:ascii="Aptos" w:eastAsia="Aptos" w:hAnsi="Aptos" w:cs="Aptos"/>
+          <w:rFonts w:ascii="Aptos" w:hAnsi="Aptos" w:eastAsia="Aptos" w:cs="Aptos"/>
           <w:b/>
           <w:bCs/>
         </w:rPr>
@@ -63,7 +63,7 @@
       </w:pPr>
       <w:r>
         <w:rPr>
-          <w:rFonts w:ascii="Aptos" w:eastAsia="Aptos" w:hAnsi="Aptos" w:cs="Aptos"/>
+          <w:rFonts w:ascii="Aptos" w:hAnsi="Aptos" w:eastAsia="Aptos" w:cs="Aptos"/>
         </w:rPr>
         <w:t>The scene uses translation, scaling, and projection transforms. Translation places objects in the world, scaling changes object size, and perspective projection gives the scene depth. A movable virtual camera allows the user to inspect the scene from different angles.</w:t>
       </w:r>
@@ -75,7 +75,7 @@
       </w:pPr>
       <w:r>
         <w:rPr>
-          <w:rFonts w:ascii="Aptos" w:eastAsia="Aptos" w:hAnsi="Aptos" w:cs="Aptos"/>
+          <w:rFonts w:ascii="Aptos" w:hAnsi="Aptos" w:eastAsia="Aptos" w:cs="Aptos"/>
           <w:b/>
           <w:bCs/>
         </w:rPr>
@@ -88,7 +88,7 @@
       </w:pPr>
       <w:r>
         <w:rPr>
-          <w:rFonts w:ascii="Aptos" w:eastAsia="Aptos" w:hAnsi="Aptos" w:cs="Aptos"/>
+          <w:rFonts w:ascii="Aptos" w:hAnsi="Aptos" w:eastAsia="Aptos" w:cs="Aptos"/>
         </w:rPr>
         <w:t>Basic Phong-style lighting is used with ambient, diffuse, and specular components. Ambient lighting ensures objects remain visible, diffuse lighting depends on the angle between the surface normal and light direction, and specular lighting creates highlights that make surfaces look more 3D.</w:t>
       </w:r>
@@ -100,7 +100,7 @@
       </w:pPr>
       <w:r>
         <w:rPr>
-          <w:rFonts w:ascii="Aptos" w:eastAsia="Aptos" w:hAnsi="Aptos" w:cs="Aptos"/>
+          <w:rFonts w:ascii="Aptos" w:hAnsi="Aptos" w:eastAsia="Aptos" w:cs="Aptos"/>
           <w:b/>
           <w:bCs/>
         </w:rPr>
@@ -113,7 +113,7 @@
       </w:pPr>
       <w:r>
         <w:rPr>
-          <w:rFonts w:ascii="Aptos" w:eastAsia="Aptos" w:hAnsi="Aptos" w:cs="Aptos"/>
+          <w:rFonts w:ascii="Aptos" w:hAnsi="Aptos" w:eastAsia="Aptos" w:cs="Aptos"/>
         </w:rPr>
         <w:t>The checkerboard is generated procedurally from repeated cube geometry scaled into flat tiles. The sphere and cylinder are loaded from OBJ files, while the cube is built directly from vertex data.</w:t>
       </w:r>
@@ -125,7 +125,7 @@
       </w:pPr>
       <w:r>
         <w:rPr>
-          <w:rFonts w:ascii="Aptos" w:eastAsia="Aptos" w:hAnsi="Aptos" w:cs="Aptos"/>
+          <w:rFonts w:ascii="Aptos" w:hAnsi="Aptos" w:eastAsia="Aptos" w:cs="Aptos"/>
           <w:b/>
           <w:bCs/>
         </w:rPr>
@@ -138,35 +138,35 @@
       </w:pPr>
       <w:r>
         <w:rPr>
-          <w:rFonts w:ascii="Aptos" w:eastAsia="Aptos" w:hAnsi="Aptos" w:cs="Aptos"/>
+          <w:rFonts w:ascii="Aptos" w:hAnsi="Aptos" w:eastAsia="Aptos" w:cs="Aptos"/>
         </w:rPr>
         <w:t xml:space="preserve">The scene uses clear color </w:t>
       </w:r>
       <w:proofErr w:type="gramStart"/>
       <w:r>
         <w:rPr>
-          <w:rFonts w:ascii="Aptos" w:eastAsia="Aptos" w:hAnsi="Aptos" w:cs="Aptos"/>
+          <w:rFonts w:ascii="Aptos" w:hAnsi="Aptos" w:eastAsia="Aptos" w:cs="Aptos"/>
         </w:rPr>
         <w:t>separation</w:t>
       </w:r>
       <w:proofErr w:type="gramEnd"/>
       <w:r>
         <w:rPr>
-          <w:rFonts w:ascii="Aptos" w:eastAsia="Aptos" w:hAnsi="Aptos" w:cs="Aptos"/>
+          <w:rFonts w:ascii="Aptos" w:hAnsi="Aptos" w:eastAsia="Aptos" w:cs="Aptos"/>
         </w:rPr>
         <w:t xml:space="preserve"> so each object is easy to identify: a purple-and-white checkerboard, a red cube, a green cylinder, and a blue sphere. The layout spaces the objects </w:t>
       </w:r>
       <w:proofErr w:type="gramStart"/>
       <w:r>
         <w:rPr>
-          <w:rFonts w:ascii="Aptos" w:eastAsia="Aptos" w:hAnsi="Aptos" w:cs="Aptos"/>
+          <w:rFonts w:ascii="Aptos" w:hAnsi="Aptos" w:eastAsia="Aptos" w:cs="Aptos"/>
         </w:rPr>
         <w:t>apart</w:t>
       </w:r>
       <w:proofErr w:type="gramEnd"/>
       <w:r>
         <w:rPr>
-          <w:rFonts w:ascii="Aptos" w:eastAsia="Aptos" w:hAnsi="Aptos" w:cs="Aptos"/>
+          <w:rFonts w:ascii="Aptos" w:hAnsi="Aptos" w:eastAsia="Aptos" w:cs="Aptos"/>
         </w:rPr>
         <w:t xml:space="preserve"> so the camera controls make inspection easier.</w:t>
       </w:r>
@@ -179,13 +179,12 @@
       </w:pPr>
       <w:r>
         <w:rPr>
-          <w:rFonts w:ascii="Aptos" w:eastAsia="Aptos" w:hAnsi="Aptos" w:cs="Aptos"/>
+          <w:rFonts w:ascii="Aptos" w:hAnsi="Aptos" w:eastAsia="Aptos" w:cs="Aptos"/>
           <w:b/>
           <w:bCs/>
           <w:sz w:val="36"/>
           <w:szCs w:val="36"/>
         </w:rPr>
-        <w:lastRenderedPageBreak/>
         <w:t>2. Mathematical functions and models used</w:t>
       </w:r>
     </w:p>
@@ -195,7 +194,7 @@
       </w:pPr>
       <w:r>
         <w:rPr>
-          <w:rFonts w:ascii="Aptos" w:eastAsia="Aptos" w:hAnsi="Aptos" w:cs="Aptos"/>
+          <w:rFonts w:ascii="Aptos" w:hAnsi="Aptos" w:eastAsia="Aptos" w:cs="Aptos"/>
         </w:rPr>
         <w:t>You can include something like this:</w:t>
       </w:r>
@@ -207,7 +206,7 @@
       </w:pPr>
       <w:r>
         <w:rPr>
-          <w:rFonts w:ascii="Aptos" w:eastAsia="Aptos" w:hAnsi="Aptos" w:cs="Aptos"/>
+          <w:rFonts w:ascii="Aptos" w:hAnsi="Aptos" w:eastAsia="Aptos" w:cs="Aptos"/>
           <w:b/>
           <w:bCs/>
         </w:rPr>
@@ -220,7 +219,7 @@
       </w:pPr>
       <w:r>
         <w:rPr>
-          <w:rFonts w:ascii="Aptos" w:eastAsia="Aptos" w:hAnsi="Aptos" w:cs="Aptos"/>
+          <w:rFonts w:ascii="Aptos" w:hAnsi="Aptos" w:eastAsia="Aptos" w:cs="Aptos"/>
         </w:rPr>
         <w:t>The perspective matrix is used to simulate depth:</w:t>
       </w:r>
@@ -228,14 +227,14 @@
     <w:p>
       <w:pPr>
         <w:rPr>
-          <w:rFonts w:ascii="Aptos" w:eastAsia="Aptos" w:hAnsi="Aptos" w:cs="Aptos"/>
-          <w:b/>
-          <w:bCs/>
-        </w:rPr>
-      </w:pPr>
-      <w:r>
-        <w:rPr>
-          <w:rFonts w:ascii="Aptos" w:eastAsia="Aptos" w:hAnsi="Aptos" w:cs="Aptos"/>
+          <w:rFonts w:ascii="Aptos" w:hAnsi="Aptos" w:eastAsia="Aptos" w:cs="Aptos"/>
+          <w:b/>
+          <w:bCs/>
+        </w:rPr>
+      </w:pPr>
+      <w:r>
+        <w:rPr>
+          <w:rFonts w:ascii="Aptos" w:hAnsi="Aptos" w:eastAsia="Aptos" w:cs="Aptos"/>
           <w:b/>
           <w:bCs/>
         </w:rPr>
@@ -243,7 +242,7 @@
       </w:r>
       <w:r>
         <w:rPr>
-          <w:rFonts w:ascii="Aptos" w:eastAsia="Aptos" w:hAnsi="Aptos" w:cs="Aptos"/>
+          <w:rFonts w:ascii="Aptos" w:hAnsi="Aptos" w:eastAsia="Aptos" w:cs="Aptos"/>
           <w:b/>
           <w:bCs/>
         </w:rPr>
@@ -251,7 +250,7 @@
       </w:r>
       <w:r>
         <w:rPr>
-          <w:rFonts w:ascii="Aptos" w:eastAsia="Aptos" w:hAnsi="Aptos" w:cs="Aptos"/>
+          <w:rFonts w:ascii="Aptos" w:hAnsi="Aptos" w:eastAsia="Aptos" w:cs="Aptos"/>
           <w:b/>
           <w:bCs/>
         </w:rPr>
@@ -259,7 +258,7 @@
       </w:r>
       <w:r>
         <w:rPr>
-          <w:rFonts w:ascii="Aptos" w:eastAsia="Aptos" w:hAnsi="Aptos" w:cs="Aptos"/>
+          <w:rFonts w:ascii="Aptos" w:hAnsi="Aptos" w:eastAsia="Aptos" w:cs="Aptos"/>
           <w:b/>
           <w:bCs/>
         </w:rPr>
@@ -267,7 +266,7 @@
       </w:r>
       <w:r>
         <w:rPr>
-          <w:rFonts w:ascii="Aptos" w:eastAsia="Aptos" w:hAnsi="Aptos" w:cs="Aptos"/>
+          <w:rFonts w:ascii="Aptos" w:hAnsi="Aptos" w:eastAsia="Aptos" w:cs="Aptos"/>
           <w:b/>
           <w:bCs/>
         </w:rPr>
@@ -276,7 +275,7 @@
       <w:proofErr w:type="gramStart"/>
       <w:r>
         <w:rPr>
-          <w:rFonts w:ascii="Aptos" w:eastAsia="Aptos" w:hAnsi="Aptos" w:cs="Aptos"/>
+          <w:rFonts w:ascii="Aptos" w:hAnsi="Aptos" w:eastAsia="Aptos" w:cs="Aptos"/>
           <w:b/>
           <w:bCs/>
         </w:rPr>
@@ -285,7 +284,7 @@
       <w:proofErr w:type="gramEnd"/>
       <w:r>
         <w:rPr>
-          <w:rFonts w:ascii="Aptos" w:eastAsia="Aptos" w:hAnsi="Aptos" w:cs="Aptos"/>
+          <w:rFonts w:ascii="Aptos" w:hAnsi="Aptos" w:eastAsia="Aptos" w:cs="Aptos"/>
           <w:b/>
           <w:bCs/>
         </w:rPr>
@@ -294,7 +293,7 @@
       <w:proofErr w:type="gramStart"/>
       <w:r>
         <w:rPr>
-          <w:rFonts w:ascii="Aptos" w:eastAsia="Aptos" w:hAnsi="Aptos" w:cs="Aptos"/>
+          <w:rFonts w:ascii="Aptos" w:hAnsi="Aptos" w:eastAsia="Aptos" w:cs="Aptos"/>
           <w:b/>
           <w:bCs/>
         </w:rPr>
@@ -303,7 +302,7 @@
       <w:proofErr w:type="gramEnd"/>
       <w:r>
         <w:rPr>
-          <w:rFonts w:ascii="Aptos" w:eastAsia="Aptos" w:hAnsi="Aptos" w:cs="Aptos"/>
+          <w:rFonts w:ascii="Aptos" w:hAnsi="Aptos" w:eastAsia="Aptos" w:cs="Aptos"/>
           <w:b/>
           <w:bCs/>
         </w:rPr>
@@ -316,7 +315,7 @@
       </w:pPr>
       <w:r>
         <w:rPr>
-          <w:rFonts w:ascii="Aptos" w:eastAsia="Aptos" w:hAnsi="Aptos" w:cs="Aptos"/>
+          <w:rFonts w:ascii="Aptos" w:hAnsi="Aptos" w:eastAsia="Aptos" w:cs="Aptos"/>
         </w:rPr>
         <w:t>This makes distant objects appear smaller, which helps create a realistic 3D scene.</w:t>
       </w:r>
@@ -328,7 +327,7 @@
       </w:pPr>
       <w:r>
         <w:rPr>
-          <w:rFonts w:ascii="Aptos" w:eastAsia="Aptos" w:hAnsi="Aptos" w:cs="Aptos"/>
+          <w:rFonts w:ascii="Aptos" w:hAnsi="Aptos" w:eastAsia="Aptos" w:cs="Aptos"/>
           <w:b/>
           <w:bCs/>
         </w:rPr>
@@ -341,7 +340,7 @@
       </w:pPr>
       <w:r>
         <w:rPr>
-          <w:rFonts w:ascii="Aptos" w:eastAsia="Aptos" w:hAnsi="Aptos" w:cs="Aptos"/>
+          <w:rFonts w:ascii="Aptos" w:hAnsi="Aptos" w:eastAsia="Aptos" w:cs="Aptos"/>
         </w:rPr>
         <w:t>Each object is positioned using translation:</w:t>
       </w:r>
@@ -349,14 +348,14 @@
     <w:p>
       <w:pPr>
         <w:rPr>
-          <w:rFonts w:ascii="Aptos" w:eastAsia="Aptos" w:hAnsi="Aptos" w:cs="Aptos"/>
-          <w:b/>
-          <w:bCs/>
-        </w:rPr>
-      </w:pPr>
-      <w:r>
-        <w:rPr>
-          <w:rFonts w:ascii="Aptos" w:eastAsia="Aptos" w:hAnsi="Aptos" w:cs="Aptos"/>
+          <w:rFonts w:ascii="Aptos" w:hAnsi="Aptos" w:eastAsia="Aptos" w:cs="Aptos"/>
+          <w:b/>
+          <w:bCs/>
+        </w:rPr>
+      </w:pPr>
+      <w:r>
+        <w:rPr>
+          <w:rFonts w:ascii="Aptos" w:hAnsi="Aptos" w:eastAsia="Aptos" w:cs="Aptos"/>
           <w:b/>
           <w:bCs/>
         </w:rPr>
@@ -365,7 +364,7 @@
       <w:proofErr w:type="gramStart"/>
       <w:r>
         <w:rPr>
-          <w:rFonts w:ascii="Aptos" w:eastAsia="Aptos" w:hAnsi="Aptos" w:cs="Aptos"/>
+          <w:rFonts w:ascii="Aptos" w:hAnsi="Aptos" w:eastAsia="Aptos" w:cs="Aptos"/>
           <w:b/>
           <w:bCs/>
         </w:rPr>
@@ -374,7 +373,7 @@
       <w:proofErr w:type="gramEnd"/>
       <w:r>
         <w:rPr>
-          <w:rFonts w:ascii="Aptos" w:eastAsia="Aptos" w:hAnsi="Aptos" w:cs="Aptos"/>
+          <w:rFonts w:ascii="Aptos" w:hAnsi="Aptos" w:eastAsia="Aptos" w:cs="Aptos"/>
           <w:b/>
           <w:bCs/>
         </w:rPr>
@@ -387,7 +386,7 @@
       </w:pPr>
       <w:r>
         <w:rPr>
-          <w:rFonts w:ascii="Aptos" w:eastAsia="Aptos" w:hAnsi="Aptos" w:cs="Aptos"/>
+          <w:rFonts w:ascii="Aptos" w:hAnsi="Aptos" w:eastAsia="Aptos" w:cs="Aptos"/>
         </w:rPr>
         <w:t>Examples:</w:t>
       </w:r>
@@ -401,12 +400,12 @@
         </w:numPr>
         <w:spacing w:after="0"/>
         <w:rPr>
-          <w:rFonts w:ascii="Aptos" w:eastAsia="Aptos" w:hAnsi="Aptos" w:cs="Aptos"/>
-        </w:rPr>
-      </w:pPr>
-      <w:r>
-        <w:rPr>
-          <w:rFonts w:ascii="Aptos" w:eastAsia="Aptos" w:hAnsi="Aptos" w:cs="Aptos"/>
+          <w:rFonts w:ascii="Aptos" w:hAnsi="Aptos" w:eastAsia="Aptos" w:cs="Aptos"/>
+        </w:rPr>
+      </w:pPr>
+      <w:r>
+        <w:rPr>
+          <w:rFonts w:ascii="Aptos" w:hAnsi="Aptos" w:eastAsia="Aptos" w:cs="Aptos"/>
         </w:rPr>
         <w:t xml:space="preserve">cube at (0.0, 0.0, -5.0) </w:t>
       </w:r>
@@ -420,12 +419,12 @@
         </w:numPr>
         <w:spacing w:after="0"/>
         <w:rPr>
-          <w:rFonts w:ascii="Aptos" w:eastAsia="Aptos" w:hAnsi="Aptos" w:cs="Aptos"/>
-        </w:rPr>
-      </w:pPr>
-      <w:r>
-        <w:rPr>
-          <w:rFonts w:ascii="Aptos" w:eastAsia="Aptos" w:hAnsi="Aptos" w:cs="Aptos"/>
+          <w:rFonts w:ascii="Aptos" w:hAnsi="Aptos" w:eastAsia="Aptos" w:cs="Aptos"/>
+        </w:rPr>
+      </w:pPr>
+      <w:r>
+        <w:rPr>
+          <w:rFonts w:ascii="Aptos" w:hAnsi="Aptos" w:eastAsia="Aptos" w:cs="Aptos"/>
         </w:rPr>
         <w:t xml:space="preserve">cylinder at (-1.8, -3.0, -5.5) </w:t>
       </w:r>
@@ -439,12 +438,12 @@
         </w:numPr>
         <w:spacing w:after="0"/>
         <w:rPr>
-          <w:rFonts w:ascii="Aptos" w:eastAsia="Aptos" w:hAnsi="Aptos" w:cs="Aptos"/>
-        </w:rPr>
-      </w:pPr>
-      <w:r>
-        <w:rPr>
-          <w:rFonts w:ascii="Aptos" w:eastAsia="Aptos" w:hAnsi="Aptos" w:cs="Aptos"/>
+          <w:rFonts w:ascii="Aptos" w:hAnsi="Aptos" w:eastAsia="Aptos" w:cs="Aptos"/>
+        </w:rPr>
+      </w:pPr>
+      <w:r>
+        <w:rPr>
+          <w:rFonts w:ascii="Aptos" w:hAnsi="Aptos" w:eastAsia="Aptos" w:cs="Aptos"/>
         </w:rPr>
         <w:t xml:space="preserve">sphere at (1.2, 0.0, -5.0) </w:t>
       </w:r>
@@ -456,7 +455,7 @@
       </w:pPr>
       <w:r>
         <w:rPr>
-          <w:rFonts w:ascii="Aptos" w:eastAsia="Aptos" w:hAnsi="Aptos" w:cs="Aptos"/>
+          <w:rFonts w:ascii="Aptos" w:hAnsi="Aptos" w:eastAsia="Aptos" w:cs="Aptos"/>
           <w:b/>
           <w:bCs/>
         </w:rPr>
@@ -469,7 +468,7 @@
       </w:pPr>
       <w:r>
         <w:rPr>
-          <w:rFonts w:ascii="Aptos" w:eastAsia="Aptos" w:hAnsi="Aptos" w:cs="Aptos"/>
+          <w:rFonts w:ascii="Aptos" w:hAnsi="Aptos" w:eastAsia="Aptos" w:cs="Aptos"/>
         </w:rPr>
         <w:t>Scaling changes object proportions:</w:t>
       </w:r>
@@ -477,14 +476,14 @@
     <w:p>
       <w:pPr>
         <w:rPr>
-          <w:rFonts w:ascii="Aptos" w:eastAsia="Aptos" w:hAnsi="Aptos" w:cs="Aptos"/>
-          <w:b/>
-          <w:bCs/>
-        </w:rPr>
-      </w:pPr>
-      <w:r>
-        <w:rPr>
-          <w:rFonts w:ascii="Aptos" w:eastAsia="Aptos" w:hAnsi="Aptos" w:cs="Aptos"/>
+          <w:rFonts w:ascii="Aptos" w:hAnsi="Aptos" w:eastAsia="Aptos" w:cs="Aptos"/>
+          <w:b/>
+          <w:bCs/>
+        </w:rPr>
+      </w:pPr>
+      <w:r>
+        <w:rPr>
+          <w:rFonts w:ascii="Aptos" w:hAnsi="Aptos" w:eastAsia="Aptos" w:cs="Aptos"/>
           <w:b/>
           <w:bCs/>
         </w:rPr>
@@ -493,7 +492,7 @@
       <w:proofErr w:type="gramStart"/>
       <w:r>
         <w:rPr>
-          <w:rFonts w:ascii="Aptos" w:eastAsia="Aptos" w:hAnsi="Aptos" w:cs="Aptos"/>
+          <w:rFonts w:ascii="Aptos" w:hAnsi="Aptos" w:eastAsia="Aptos" w:cs="Aptos"/>
           <w:b/>
           <w:bCs/>
         </w:rPr>
@@ -502,7 +501,7 @@
       <w:proofErr w:type="gramEnd"/>
       <w:r>
         <w:rPr>
-          <w:rFonts w:ascii="Aptos" w:eastAsia="Aptos" w:hAnsi="Aptos" w:cs="Aptos"/>
+          <w:rFonts w:ascii="Aptos" w:hAnsi="Aptos" w:eastAsia="Aptos" w:cs="Aptos"/>
           <w:b/>
           <w:bCs/>
         </w:rPr>
@@ -515,7 +514,7 @@
       </w:pPr>
       <w:r>
         <w:rPr>
-          <w:rFonts w:ascii="Aptos" w:eastAsia="Aptos" w:hAnsi="Aptos" w:cs="Aptos"/>
+          <w:rFonts w:ascii="Aptos" w:hAnsi="Aptos" w:eastAsia="Aptos" w:cs="Aptos"/>
         </w:rPr>
         <w:t>Examples:</w:t>
       </w:r>
@@ -529,12 +528,12 @@
         </w:numPr>
         <w:spacing w:after="0"/>
         <w:rPr>
-          <w:rFonts w:ascii="Aptos" w:eastAsia="Aptos" w:hAnsi="Aptos" w:cs="Aptos"/>
-        </w:rPr>
-      </w:pPr>
-      <w:r>
-        <w:rPr>
-          <w:rFonts w:ascii="Aptos" w:eastAsia="Aptos" w:hAnsi="Aptos" w:cs="Aptos"/>
+          <w:rFonts w:ascii="Aptos" w:hAnsi="Aptos" w:eastAsia="Aptos" w:cs="Aptos"/>
+        </w:rPr>
+      </w:pPr>
+      <w:r>
+        <w:rPr>
+          <w:rFonts w:ascii="Aptos" w:hAnsi="Aptos" w:eastAsia="Aptos" w:cs="Aptos"/>
         </w:rPr>
         <w:t xml:space="preserve">checkerboard tiles are scaled to (1.0, 0.1, 1.0) </w:t>
       </w:r>
@@ -548,12 +547,12 @@
         </w:numPr>
         <w:spacing w:after="0"/>
         <w:rPr>
-          <w:rFonts w:ascii="Aptos" w:eastAsia="Aptos" w:hAnsi="Aptos" w:cs="Aptos"/>
-        </w:rPr>
-      </w:pPr>
-      <w:r>
-        <w:rPr>
-          <w:rFonts w:ascii="Aptos" w:eastAsia="Aptos" w:hAnsi="Aptos" w:cs="Aptos"/>
+          <w:rFonts w:ascii="Aptos" w:hAnsi="Aptos" w:eastAsia="Aptos" w:cs="Aptos"/>
+        </w:rPr>
+      </w:pPr>
+      <w:r>
+        <w:rPr>
+          <w:rFonts w:ascii="Aptos" w:hAnsi="Aptos" w:eastAsia="Aptos" w:cs="Aptos"/>
         </w:rPr>
         <w:t xml:space="preserve">sphere is scaled down to (0.5, 0.5, 0.5) </w:t>
       </w:r>
@@ -567,12 +566,12 @@
         </w:numPr>
         <w:spacing w:after="0"/>
         <w:rPr>
-          <w:rFonts w:ascii="Aptos" w:eastAsia="Aptos" w:hAnsi="Aptos" w:cs="Aptos"/>
-        </w:rPr>
-      </w:pPr>
-      <w:r>
-        <w:rPr>
-          <w:rFonts w:ascii="Aptos" w:eastAsia="Aptos" w:hAnsi="Aptos" w:cs="Aptos"/>
+          <w:rFonts w:ascii="Aptos" w:hAnsi="Aptos" w:eastAsia="Aptos" w:cs="Aptos"/>
+        </w:rPr>
+      </w:pPr>
+      <w:r>
+        <w:rPr>
+          <w:rFonts w:ascii="Aptos" w:hAnsi="Aptos" w:eastAsia="Aptos" w:cs="Aptos"/>
         </w:rPr>
         <w:t xml:space="preserve">cylinder is scaled to (0.5, 3.0, 0.5) </w:t>
       </w:r>
@@ -584,7 +583,7 @@
       </w:pPr>
       <w:r>
         <w:rPr>
-          <w:rFonts w:ascii="Aptos" w:eastAsia="Aptos" w:hAnsi="Aptos" w:cs="Aptos"/>
+          <w:rFonts w:ascii="Aptos" w:hAnsi="Aptos" w:eastAsia="Aptos" w:cs="Aptos"/>
           <w:b/>
           <w:bCs/>
         </w:rPr>
@@ -597,7 +596,7 @@
       </w:pPr>
       <w:r>
         <w:rPr>
-          <w:rFonts w:ascii="Aptos" w:eastAsia="Aptos" w:hAnsi="Aptos" w:cs="Aptos"/>
+          <w:rFonts w:ascii="Aptos" w:hAnsi="Aptos" w:eastAsia="Aptos" w:cs="Aptos"/>
         </w:rPr>
         <w:t>The tile color alternates with:</w:t>
       </w:r>
@@ -605,23 +604,22 @@
     <w:p>
       <w:pPr>
         <w:rPr>
-          <w:rFonts w:ascii="Aptos" w:eastAsia="Aptos" w:hAnsi="Aptos" w:cs="Aptos"/>
-          <w:b/>
-          <w:bCs/>
-        </w:rPr>
-      </w:pPr>
-      <w:r>
-        <w:rPr>
-          <w:rFonts w:ascii="Aptos" w:eastAsia="Aptos" w:hAnsi="Aptos" w:cs="Aptos"/>
-          <w:b/>
-          <w:bCs/>
-        </w:rPr>
-        <w:lastRenderedPageBreak/>
+          <w:rFonts w:ascii="Aptos" w:hAnsi="Aptos" w:eastAsia="Aptos" w:cs="Aptos"/>
+          <w:b/>
+          <w:bCs/>
+        </w:rPr>
+      </w:pPr>
+      <w:r>
+        <w:rPr>
+          <w:rFonts w:ascii="Aptos" w:hAnsi="Aptos" w:eastAsia="Aptos" w:cs="Aptos"/>
+          <w:b/>
+          <w:bCs/>
+        </w:rPr>
         <w:t>(i+j)</w:t>
       </w:r>
       <w:r>
         <w:rPr>
-          <w:rFonts w:ascii="Aptos" w:eastAsia="Aptos" w:hAnsi="Aptos" w:cs="Aptos"/>
+          <w:rFonts w:ascii="Aptos" w:hAnsi="Aptos" w:eastAsia="Aptos" w:cs="Aptos"/>
           <w:b/>
           <w:bCs/>
         </w:rPr>
@@ -629,7 +627,7 @@
       </w:r>
       <w:r>
         <w:rPr>
-          <w:rFonts w:ascii="Aptos" w:eastAsia="Aptos" w:hAnsi="Aptos" w:cs="Aptos"/>
+          <w:rFonts w:ascii="Aptos" w:hAnsi="Aptos" w:eastAsia="Aptos" w:cs="Aptos"/>
           <w:b/>
           <w:bCs/>
         </w:rPr>
@@ -637,7 +635,7 @@
       </w:r>
       <w:r>
         <w:rPr>
-          <w:rFonts w:ascii="Aptos" w:eastAsia="Aptos" w:hAnsi="Aptos" w:cs="Aptos"/>
+          <w:rFonts w:ascii="Aptos" w:hAnsi="Aptos" w:eastAsia="Aptos" w:cs="Aptos"/>
           <w:b/>
           <w:bCs/>
         </w:rPr>
@@ -645,7 +643,7 @@
       </w:r>
       <w:r>
         <w:rPr>
-          <w:rFonts w:ascii="Aptos" w:eastAsia="Aptos" w:hAnsi="Aptos" w:cs="Aptos"/>
+          <w:rFonts w:ascii="Aptos" w:hAnsi="Aptos" w:eastAsia="Aptos" w:cs="Aptos"/>
           <w:b/>
           <w:bCs/>
         </w:rPr>
@@ -658,21 +656,21 @@
       </w:pPr>
       <w:r>
         <w:rPr>
-          <w:rFonts w:ascii="Aptos" w:eastAsia="Aptos" w:hAnsi="Aptos" w:cs="Aptos"/>
+          <w:rFonts w:ascii="Aptos" w:hAnsi="Aptos" w:eastAsia="Aptos" w:cs="Aptos"/>
         </w:rPr>
         <w:t xml:space="preserve">If the result is 0, one color is used; </w:t>
       </w:r>
       <w:proofErr w:type="gramStart"/>
       <w:r>
         <w:rPr>
-          <w:rFonts w:ascii="Aptos" w:eastAsia="Aptos" w:hAnsi="Aptos" w:cs="Aptos"/>
+          <w:rFonts w:ascii="Aptos" w:hAnsi="Aptos" w:eastAsia="Aptos" w:cs="Aptos"/>
         </w:rPr>
         <w:t>otherwise</w:t>
       </w:r>
       <w:proofErr w:type="gramEnd"/>
       <w:r>
         <w:rPr>
-          <w:rFonts w:ascii="Aptos" w:eastAsia="Aptos" w:hAnsi="Aptos" w:cs="Aptos"/>
+          <w:rFonts w:ascii="Aptos" w:hAnsi="Aptos" w:eastAsia="Aptos" w:cs="Aptos"/>
         </w:rPr>
         <w:t xml:space="preserve"> the alternate color is used.</w:t>
       </w:r>
@@ -684,7 +682,7 @@
       </w:pPr>
       <w:r>
         <w:rPr>
-          <w:rFonts w:ascii="Aptos" w:eastAsia="Aptos" w:hAnsi="Aptos" w:cs="Aptos"/>
+          <w:rFonts w:ascii="Aptos" w:hAnsi="Aptos" w:eastAsia="Aptos" w:cs="Aptos"/>
           <w:b/>
           <w:bCs/>
         </w:rPr>
@@ -697,7 +695,7 @@
       </w:pPr>
       <w:r>
         <w:rPr>
-          <w:rFonts w:ascii="Aptos" w:eastAsia="Aptos" w:hAnsi="Aptos" w:cs="Aptos"/>
+          <w:rFonts w:ascii="Aptos" w:hAnsi="Aptos" w:eastAsia="Aptos" w:cs="Aptos"/>
         </w:rPr>
         <w:t>Diffuse lighting uses the dot product:</w:t>
       </w:r>
@@ -705,14 +703,14 @@
     <w:p>
       <w:pPr>
         <w:rPr>
-          <w:rFonts w:ascii="Aptos" w:eastAsia="Aptos" w:hAnsi="Aptos" w:cs="Aptos"/>
-          <w:b/>
-          <w:bCs/>
-        </w:rPr>
-      </w:pPr>
-      <w:r>
-        <w:rPr>
-          <w:rFonts w:ascii="Aptos" w:eastAsia="Aptos" w:hAnsi="Aptos" w:cs="Aptos"/>
+          <w:rFonts w:ascii="Aptos" w:hAnsi="Aptos" w:eastAsia="Aptos" w:cs="Aptos"/>
+          <w:b/>
+          <w:bCs/>
+        </w:rPr>
+      </w:pPr>
+      <w:r>
+        <w:rPr>
+          <w:rFonts w:ascii="Aptos" w:hAnsi="Aptos" w:eastAsia="Aptos" w:cs="Aptos"/>
           <w:b/>
           <w:bCs/>
         </w:rPr>
@@ -720,7 +718,7 @@
       </w:r>
       <w:r>
         <w:rPr>
-          <w:rFonts w:ascii="Aptos" w:eastAsia="Aptos" w:hAnsi="Aptos" w:cs="Aptos"/>
+          <w:rFonts w:ascii="Aptos" w:hAnsi="Aptos" w:eastAsia="Aptos" w:cs="Aptos"/>
           <w:b/>
           <w:bCs/>
         </w:rPr>
@@ -728,7 +726,7 @@
       </w:r>
       <w:r>
         <w:rPr>
-          <w:rFonts w:ascii="Aptos" w:eastAsia="Aptos" w:hAnsi="Aptos" w:cs="Aptos"/>
+          <w:rFonts w:ascii="Aptos" w:hAnsi="Aptos" w:eastAsia="Aptos" w:cs="Aptos"/>
           <w:b/>
           <w:bCs/>
         </w:rPr>
@@ -736,7 +734,7 @@
       </w:r>
       <w:r>
         <w:rPr>
-          <w:rFonts w:ascii="Aptos" w:eastAsia="Aptos" w:hAnsi="Aptos" w:cs="Aptos"/>
+          <w:rFonts w:ascii="Aptos" w:hAnsi="Aptos" w:eastAsia="Aptos" w:cs="Aptos"/>
           <w:b/>
           <w:bCs/>
         </w:rPr>
@@ -744,7 +742,7 @@
       </w:r>
       <w:r>
         <w:rPr>
-          <w:rFonts w:ascii="Aptos" w:eastAsia="Aptos" w:hAnsi="Aptos" w:cs="Aptos"/>
+          <w:rFonts w:ascii="Aptos" w:hAnsi="Aptos" w:eastAsia="Aptos" w:cs="Aptos"/>
           <w:b/>
           <w:bCs/>
         </w:rPr>
@@ -752,7 +750,7 @@
       </w:r>
       <w:r>
         <w:rPr>
-          <w:rFonts w:ascii="Aptos" w:eastAsia="Aptos" w:hAnsi="Aptos" w:cs="Aptos"/>
+          <w:rFonts w:ascii="Aptos" w:hAnsi="Aptos" w:eastAsia="Aptos" w:cs="Aptos"/>
           <w:b/>
           <w:bCs/>
         </w:rPr>
@@ -763,12 +761,12 @@
       <w:pPr>
         <w:spacing w:before="240" w:after="240"/>
         <w:rPr>
-          <w:rFonts w:ascii="Aptos" w:eastAsia="Aptos" w:hAnsi="Aptos" w:cs="Aptos"/>
-        </w:rPr>
-      </w:pPr>
-      <w:r>
-        <w:rPr>
-          <w:rFonts w:ascii="Aptos" w:eastAsia="Aptos" w:hAnsi="Aptos" w:cs="Aptos"/>
+          <w:rFonts w:ascii="Aptos" w:hAnsi="Aptos" w:eastAsia="Aptos" w:cs="Aptos"/>
+        </w:rPr>
+      </w:pPr>
+      <w:r>
+        <w:rPr>
+          <w:rFonts w:ascii="Aptos" w:hAnsi="Aptos" w:eastAsia="Aptos" w:cs="Aptos"/>
         </w:rPr>
         <w:t>where N is the normalized surface normal and L is the light direction.</w:t>
       </w:r>
@@ -780,7 +778,7 @@
       </w:pPr>
       <w:r>
         <w:rPr>
-          <w:rFonts w:ascii="Aptos" w:eastAsia="Aptos" w:hAnsi="Aptos" w:cs="Aptos"/>
+          <w:rFonts w:ascii="Aptos" w:hAnsi="Aptos" w:eastAsia="Aptos" w:cs="Aptos"/>
           <w:b/>
           <w:bCs/>
         </w:rPr>
@@ -793,7 +791,7 @@
       </w:pPr>
       <w:r>
         <w:rPr>
-          <w:rFonts w:ascii="Aptos" w:eastAsia="Aptos" w:hAnsi="Aptos" w:cs="Aptos"/>
+          <w:rFonts w:ascii="Aptos" w:hAnsi="Aptos" w:eastAsia="Aptos" w:cs="Aptos"/>
         </w:rPr>
         <w:t>Specular highlights use:</w:t>
       </w:r>
@@ -802,58 +800,58 @@
       <w:pPr>
         <w:spacing w:before="240" w:after="240"/>
         <w:rPr>
-          <w:rFonts w:ascii="Cambria Math" w:eastAsia="Cambria Math" w:hAnsi="Cambria Math" w:cs="Cambria Math"/>
+          <w:rFonts w:ascii="Cambria Math" w:hAnsi="Cambria Math" w:eastAsia="Cambria Math" w:cs="Cambria Math"/>
           <w:i/>
           <w:iCs/>
         </w:rPr>
       </w:pPr>
       <w:r>
         <w:rPr>
-          <w:rFonts w:ascii="Aptos" w:eastAsia="Aptos" w:hAnsi="Aptos" w:cs="Aptos"/>
+          <w:rFonts w:ascii="Aptos" w:hAnsi="Aptos" w:eastAsia="Aptos" w:cs="Aptos"/>
         </w:rPr>
         <w:t>s</w:t>
       </w:r>
       <w:r>
         <w:rPr>
-          <w:rFonts w:ascii="Aptos" w:eastAsia="Aptos" w:hAnsi="Aptos" w:cs="Aptos"/>
+          <w:rFonts w:ascii="Aptos" w:hAnsi="Aptos" w:eastAsia="Aptos" w:cs="Aptos"/>
         </w:rPr>
         <w:t>pecular</w:t>
       </w:r>
       <w:r>
         <w:rPr>
-          <w:rFonts w:ascii="Aptos" w:eastAsia="Aptos" w:hAnsi="Aptos" w:cs="Aptos"/>
+          <w:rFonts w:ascii="Aptos" w:hAnsi="Aptos" w:eastAsia="Aptos" w:cs="Aptos"/>
         </w:rPr>
         <w:t xml:space="preserve"> </w:t>
       </w:r>
       <w:r>
         <w:rPr>
-          <w:rFonts w:ascii="Aptos" w:eastAsia="Aptos" w:hAnsi="Aptos" w:cs="Aptos"/>
+          <w:rFonts w:ascii="Aptos" w:hAnsi="Aptos" w:eastAsia="Aptos" w:cs="Aptos"/>
         </w:rPr>
         <w:t>=</w:t>
       </w:r>
       <w:r>
         <w:rPr>
-          <w:rFonts w:ascii="Aptos" w:eastAsia="Aptos" w:hAnsi="Aptos" w:cs="Aptos"/>
+          <w:rFonts w:ascii="Aptos" w:hAnsi="Aptos" w:eastAsia="Aptos" w:cs="Aptos"/>
         </w:rPr>
         <w:t xml:space="preserve"> </w:t>
       </w:r>
       <w:r>
         <w:rPr>
-          <w:rFonts w:ascii="Aptos" w:eastAsia="Aptos" w:hAnsi="Aptos" w:cs="Aptos"/>
+          <w:rFonts w:ascii="Aptos" w:hAnsi="Aptos" w:eastAsia="Aptos" w:cs="Aptos"/>
         </w:rPr>
         <w:t>max(V⋅R,</w:t>
       </w:r>
       <w:proofErr w:type="gramStart"/>
       <w:r>
         <w:rPr>
-          <w:rFonts w:ascii="Aptos" w:eastAsia="Aptos" w:hAnsi="Aptos" w:cs="Aptos"/>
+          <w:rFonts w:ascii="Aptos" w:hAnsi="Aptos" w:eastAsia="Aptos" w:cs="Aptos"/>
         </w:rPr>
         <w:t>0)n</w:t>
       </w:r>
       <w:proofErr w:type="gramEnd"/>
       <w:r>
         <w:rPr>
-          <w:rFonts w:ascii="Aptos" w:eastAsia="Aptos" w:hAnsi="Aptos" w:cs="Aptos"/>
+          <w:rFonts w:ascii="Aptos" w:hAnsi="Aptos" w:eastAsia="Aptos" w:cs="Aptos"/>
         </w:rPr>
         <w:t xml:space="preserve"> </w:t>
       </w:r>
@@ -862,12 +860,12 @@
       <w:pPr>
         <w:spacing w:before="240" w:after="240"/>
         <w:rPr>
-          <w:rFonts w:ascii="Aptos" w:eastAsia="Aptos" w:hAnsi="Aptos" w:cs="Aptos"/>
-        </w:rPr>
-      </w:pPr>
-      <w:r>
-        <w:rPr>
-          <w:rFonts w:ascii="Aptos" w:eastAsia="Aptos" w:hAnsi="Aptos" w:cs="Aptos"/>
+          <w:rFonts w:ascii="Aptos" w:hAnsi="Aptos" w:eastAsia="Aptos" w:cs="Aptos"/>
+        </w:rPr>
+      </w:pPr>
+      <w:r>
+        <w:rPr>
+          <w:rFonts w:ascii="Aptos" w:hAnsi="Aptos" w:eastAsia="Aptos" w:cs="Aptos"/>
         </w:rPr>
         <w:t>where V is the view direction, R is the reflected light direction, and n is the shininess value.</w:t>
       </w:r>
@@ -880,7 +878,7 @@
       </w:pPr>
       <w:r>
         <w:rPr>
-          <w:rFonts w:ascii="Aptos" w:eastAsia="Aptos" w:hAnsi="Aptos" w:cs="Aptos"/>
+          <w:rFonts w:ascii="Aptos" w:hAnsi="Aptos" w:eastAsia="Aptos" w:cs="Aptos"/>
           <w:b/>
           <w:bCs/>
           <w:sz w:val="36"/>
@@ -890,7 +888,7 @@
       </w:r>
       <w:r>
         <w:rPr>
-          <w:rFonts w:ascii="Aptos" w:eastAsia="Aptos" w:hAnsi="Aptos" w:cs="Aptos"/>
+          <w:rFonts w:ascii="Aptos" w:hAnsi="Aptos" w:eastAsia="Aptos" w:cs="Aptos"/>
           <w:b/>
           <w:bCs/>
           <w:sz w:val="36"/>
@@ -913,7 +911,7 @@
       </w:pPr>
       <w:r>
         <w:rPr>
-          <w:rFonts w:ascii="Aptos" w:eastAsia="Aptos" w:hAnsi="Aptos" w:cs="Aptos"/>
+          <w:rFonts w:ascii="Aptos" w:hAnsi="Aptos" w:eastAsia="Aptos" w:cs="Aptos"/>
         </w:rPr>
         <w:t>Start</w:t>
       </w:r>
@@ -922,7 +920,7 @@
       </w:r>
       <w:r>
         <w:rPr>
-          <w:rFonts w:ascii="Aptos" w:eastAsia="Aptos" w:hAnsi="Aptos" w:cs="Aptos"/>
+          <w:rFonts w:ascii="Aptos" w:hAnsi="Aptos" w:eastAsia="Aptos" w:cs="Aptos"/>
         </w:rPr>
         <w:t>-&gt; Initialize OpenGL and shaders</w:t>
       </w:r>
@@ -931,7 +929,7 @@
       </w:r>
       <w:r>
         <w:rPr>
-          <w:rFonts w:ascii="Aptos" w:eastAsia="Aptos" w:hAnsi="Aptos" w:cs="Aptos"/>
+          <w:rFonts w:ascii="Aptos" w:hAnsi="Aptos" w:eastAsia="Aptos" w:cs="Aptos"/>
         </w:rPr>
         <w:t>-&gt; Load cube geometry</w:t>
       </w:r>
@@ -940,7 +938,7 @@
       </w:r>
       <w:r>
         <w:rPr>
-          <w:rFonts w:ascii="Aptos" w:eastAsia="Aptos" w:hAnsi="Aptos" w:cs="Aptos"/>
+          <w:rFonts w:ascii="Aptos" w:hAnsi="Aptos" w:eastAsia="Aptos" w:cs="Aptos"/>
         </w:rPr>
         <w:t>-&gt; Activate checkerboard shader</w:t>
       </w:r>
@@ -949,7 +947,7 @@
       </w:r>
       <w:r>
         <w:rPr>
-          <w:rFonts w:ascii="Aptos" w:eastAsia="Aptos" w:hAnsi="Aptos" w:cs="Aptos"/>
+          <w:rFonts w:ascii="Aptos" w:hAnsi="Aptos" w:eastAsia="Aptos" w:cs="Aptos"/>
         </w:rPr>
         <w:t>-&gt; Set lighting and camera uniforms</w:t>
       </w:r>
@@ -958,7 +956,7 @@
       </w:r>
       <w:r>
         <w:rPr>
-          <w:rFonts w:ascii="Aptos" w:eastAsia="Aptos" w:hAnsi="Aptos" w:cs="Aptos"/>
+          <w:rFonts w:ascii="Aptos" w:hAnsi="Aptos" w:eastAsia="Aptos" w:cs="Aptos"/>
         </w:rPr>
         <w:t>-&gt; Loop rows (0 to 7)</w:t>
       </w:r>
@@ -967,7 +965,7 @@
       </w:r>
       <w:r>
         <w:rPr>
-          <w:rFonts w:ascii="Aptos" w:eastAsia="Aptos" w:hAnsi="Aptos" w:cs="Aptos"/>
+          <w:rFonts w:ascii="Aptos" w:hAnsi="Aptos" w:eastAsia="Aptos" w:cs="Aptos"/>
         </w:rPr>
         <w:t xml:space="preserve">    -&gt; Loop columns (0 to 7)</w:t>
       </w:r>
@@ -976,7 +974,7 @@
       </w:r>
       <w:r>
         <w:rPr>
-          <w:rFonts w:ascii="Aptos" w:eastAsia="Aptos" w:hAnsi="Aptos" w:cs="Aptos"/>
+          <w:rFonts w:ascii="Aptos" w:hAnsi="Aptos" w:eastAsia="Aptos" w:cs="Aptos"/>
         </w:rPr>
         <w:t xml:space="preserve">        -&gt; Compute (row + column) % 2</w:t>
       </w:r>
@@ -985,7 +983,7 @@
       </w:r>
       <w:r>
         <w:rPr>
-          <w:rFonts w:ascii="Aptos" w:eastAsia="Aptos" w:hAnsi="Aptos" w:cs="Aptos"/>
+          <w:rFonts w:ascii="Aptos" w:hAnsi="Aptos" w:eastAsia="Aptos" w:cs="Aptos"/>
         </w:rPr>
         <w:t xml:space="preserve">        -&gt; Choose tile color (purple or white)</w:t>
       </w:r>
@@ -994,7 +992,7 @@
       </w:r>
       <w:r>
         <w:rPr>
-          <w:rFonts w:ascii="Aptos" w:eastAsia="Aptos" w:hAnsi="Aptos" w:cs="Aptos"/>
+          <w:rFonts w:ascii="Aptos" w:hAnsi="Aptos" w:eastAsia="Aptos" w:cs="Aptos"/>
         </w:rPr>
         <w:t xml:space="preserve">        -&gt; Translate tile to grid position</w:t>
       </w:r>
@@ -1003,7 +1001,7 @@
       </w:r>
       <w:r>
         <w:rPr>
-          <w:rFonts w:ascii="Aptos" w:eastAsia="Aptos" w:hAnsi="Aptos" w:cs="Aptos"/>
+          <w:rFonts w:ascii="Aptos" w:hAnsi="Aptos" w:eastAsia="Aptos" w:cs="Aptos"/>
         </w:rPr>
         <w:t xml:space="preserve">        -&gt; Scale cube into flat tile</w:t>
       </w:r>
@@ -1012,7 +1010,7 @@
       </w:r>
       <w:r>
         <w:rPr>
-          <w:rFonts w:ascii="Aptos" w:eastAsia="Aptos" w:hAnsi="Aptos" w:cs="Aptos"/>
+          <w:rFonts w:ascii="Aptos" w:hAnsi="Aptos" w:eastAsia="Aptos" w:cs="Aptos"/>
         </w:rPr>
         <w:t xml:space="preserve">        -&gt; Send matrices to shader</w:t>
       </w:r>
@@ -1021,7 +1019,7 @@
       </w:r>
       <w:r>
         <w:rPr>
-          <w:rFonts w:ascii="Aptos" w:eastAsia="Aptos" w:hAnsi="Aptos" w:cs="Aptos"/>
+          <w:rFonts w:ascii="Aptos" w:hAnsi="Aptos" w:eastAsia="Aptos" w:cs="Aptos"/>
         </w:rPr>
         <w:t xml:space="preserve">        -&gt; Draw tile</w:t>
       </w:r>
@@ -1030,9 +1028,8 @@
       </w:r>
       <w:r>
         <w:rPr>
-          <w:rFonts w:ascii="Aptos" w:eastAsia="Aptos" w:hAnsi="Aptos" w:cs="Aptos"/>
-        </w:rPr>
-        <w:lastRenderedPageBreak/>
+          <w:rFonts w:ascii="Aptos" w:hAnsi="Aptos" w:eastAsia="Aptos" w:cs="Aptos"/>
+        </w:rPr>
         <w:t>-&gt; Repeat every frame</w:t>
       </w:r>
       <w:r>
@@ -1040,7 +1037,7 @@
       </w:r>
       <w:r>
         <w:rPr>
-          <w:rFonts w:ascii="Aptos" w:eastAsia="Aptos" w:hAnsi="Aptos" w:cs="Aptos"/>
+          <w:rFonts w:ascii="Aptos" w:hAnsi="Aptos" w:eastAsia="Aptos" w:cs="Aptos"/>
         </w:rPr>
         <w:t>-&gt; End</w:t>
       </w:r>
@@ -1061,7 +1058,7 @@
       </w:pPr>
       <w:r>
         <w:rPr>
-          <w:rFonts w:ascii="Aptos" w:eastAsia="Aptos" w:hAnsi="Aptos" w:cs="Aptos"/>
+          <w:rFonts w:ascii="Aptos" w:hAnsi="Aptos" w:eastAsia="Aptos" w:cs="Aptos"/>
         </w:rPr>
         <w:t>Start</w:t>
       </w:r>
@@ -1070,7 +1067,7 @@
       </w:r>
       <w:r>
         <w:rPr>
-          <w:rFonts w:ascii="Aptos" w:eastAsia="Aptos" w:hAnsi="Aptos" w:cs="Aptos"/>
+          <w:rFonts w:ascii="Aptos" w:hAnsi="Aptos" w:eastAsia="Aptos" w:cs="Aptos"/>
         </w:rPr>
         <w:t>-&gt; Initialize OpenGL and shaders</w:t>
       </w:r>
@@ -1079,7 +1076,7 @@
       </w:r>
       <w:r>
         <w:rPr>
-          <w:rFonts w:ascii="Aptos" w:eastAsia="Aptos" w:hAnsi="Aptos" w:cs="Aptos"/>
+          <w:rFonts w:ascii="Aptos" w:hAnsi="Aptos" w:eastAsia="Aptos" w:cs="Aptos"/>
         </w:rPr>
         <w:t>-&gt; Define cube vertex data</w:t>
       </w:r>
@@ -1088,7 +1085,7 @@
       </w:r>
       <w:r>
         <w:rPr>
-          <w:rFonts w:ascii="Aptos" w:eastAsia="Aptos" w:hAnsi="Aptos" w:cs="Aptos"/>
+          <w:rFonts w:ascii="Aptos" w:hAnsi="Aptos" w:eastAsia="Aptos" w:cs="Aptos"/>
         </w:rPr>
         <w:t>-&gt; Load cube into VAO/VBO</w:t>
       </w:r>
@@ -1097,7 +1094,7 @@
       </w:r>
       <w:r>
         <w:rPr>
-          <w:rFonts w:ascii="Aptos" w:eastAsia="Aptos" w:hAnsi="Aptos" w:cs="Aptos"/>
+          <w:rFonts w:ascii="Aptos" w:hAnsi="Aptos" w:eastAsia="Aptos" w:cs="Aptos"/>
         </w:rPr>
         <w:t>-&gt; Activate cube shader</w:t>
       </w:r>
@@ -1106,7 +1103,7 @@
       </w:r>
       <w:r>
         <w:rPr>
-          <w:rFonts w:ascii="Aptos" w:eastAsia="Aptos" w:hAnsi="Aptos" w:cs="Aptos"/>
+          <w:rFonts w:ascii="Aptos" w:hAnsi="Aptos" w:eastAsia="Aptos" w:cs="Aptos"/>
         </w:rPr>
         <w:t>-&gt; Set cube color and lighting</w:t>
       </w:r>
@@ -1115,7 +1112,7 @@
       </w:r>
       <w:r>
         <w:rPr>
-          <w:rFonts w:ascii="Aptos" w:eastAsia="Aptos" w:hAnsi="Aptos" w:cs="Aptos"/>
+          <w:rFonts w:ascii="Aptos" w:hAnsi="Aptos" w:eastAsia="Aptos" w:cs="Aptos"/>
         </w:rPr>
         <w:t>-&gt; Create model matrix</w:t>
       </w:r>
@@ -1124,7 +1121,7 @@
       </w:r>
       <w:r>
         <w:rPr>
-          <w:rFonts w:ascii="Aptos" w:eastAsia="Aptos" w:hAnsi="Aptos" w:cs="Aptos"/>
+          <w:rFonts w:ascii="Aptos" w:hAnsi="Aptos" w:eastAsia="Aptos" w:cs="Aptos"/>
         </w:rPr>
         <w:t>-&gt; Translate cube to center</w:t>
       </w:r>
@@ -1133,7 +1130,7 @@
       </w:r>
       <w:r>
         <w:rPr>
-          <w:rFonts w:ascii="Aptos" w:eastAsia="Aptos" w:hAnsi="Aptos" w:cs="Aptos"/>
+          <w:rFonts w:ascii="Aptos" w:hAnsi="Aptos" w:eastAsia="Aptos" w:cs="Aptos"/>
         </w:rPr>
         <w:t>-&gt; Send matrices to shader</w:t>
       </w:r>
@@ -1142,7 +1139,7 @@
       </w:r>
       <w:r>
         <w:rPr>
-          <w:rFonts w:ascii="Aptos" w:eastAsia="Aptos" w:hAnsi="Aptos" w:cs="Aptos"/>
+          <w:rFonts w:ascii="Aptos" w:hAnsi="Aptos" w:eastAsia="Aptos" w:cs="Aptos"/>
         </w:rPr>
         <w:t>-&gt; Draw cube</w:t>
       </w:r>
@@ -1151,7 +1148,7 @@
       </w:r>
       <w:r>
         <w:rPr>
-          <w:rFonts w:ascii="Aptos" w:eastAsia="Aptos" w:hAnsi="Aptos" w:cs="Aptos"/>
+          <w:rFonts w:ascii="Aptos" w:hAnsi="Aptos" w:eastAsia="Aptos" w:cs="Aptos"/>
         </w:rPr>
         <w:t>-&gt; Repeat every frame</w:t>
       </w:r>
@@ -1160,7 +1157,7 @@
       </w:r>
       <w:r>
         <w:rPr>
-          <w:rFonts w:ascii="Aptos" w:eastAsia="Aptos" w:hAnsi="Aptos" w:cs="Aptos"/>
+          <w:rFonts w:ascii="Aptos" w:hAnsi="Aptos" w:eastAsia="Aptos" w:cs="Aptos"/>
         </w:rPr>
         <w:t>-&gt; End</w:t>
       </w:r>
@@ -1180,7 +1177,7 @@
       </w:pPr>
       <w:r>
         <w:rPr>
-          <w:rFonts w:ascii="Aptos" w:eastAsia="Aptos" w:hAnsi="Aptos" w:cs="Aptos"/>
+          <w:rFonts w:ascii="Aptos" w:hAnsi="Aptos" w:eastAsia="Aptos" w:cs="Aptos"/>
         </w:rPr>
         <w:t>Start</w:t>
       </w:r>
@@ -1189,7 +1186,7 @@
       </w:r>
       <w:r>
         <w:rPr>
-          <w:rFonts w:ascii="Aptos" w:eastAsia="Aptos" w:hAnsi="Aptos" w:cs="Aptos"/>
+          <w:rFonts w:ascii="Aptos" w:hAnsi="Aptos" w:eastAsia="Aptos" w:cs="Aptos"/>
         </w:rPr>
         <w:t>-&gt; Initialize OpenGL and shaders</w:t>
       </w:r>
@@ -1198,7 +1195,7 @@
       </w:r>
       <w:r>
         <w:rPr>
-          <w:rFonts w:ascii="Aptos" w:eastAsia="Aptos" w:hAnsi="Aptos" w:cs="Aptos"/>
+          <w:rFonts w:ascii="Aptos" w:hAnsi="Aptos" w:eastAsia="Aptos" w:cs="Aptos"/>
         </w:rPr>
         <w:t>-&gt; Load cylinder model (OBJ)</w:t>
       </w:r>
@@ -1207,7 +1204,7 @@
       </w:r>
       <w:r>
         <w:rPr>
-          <w:rFonts w:ascii="Aptos" w:eastAsia="Aptos" w:hAnsi="Aptos" w:cs="Aptos"/>
+          <w:rFonts w:ascii="Aptos" w:hAnsi="Aptos" w:eastAsia="Aptos" w:cs="Aptos"/>
         </w:rPr>
         <w:t>-&gt; Activate cylinder shader</w:t>
       </w:r>
@@ -1216,7 +1213,7 @@
       </w:r>
       <w:r>
         <w:rPr>
-          <w:rFonts w:ascii="Aptos" w:eastAsia="Aptos" w:hAnsi="Aptos" w:cs="Aptos"/>
+          <w:rFonts w:ascii="Aptos" w:hAnsi="Aptos" w:eastAsia="Aptos" w:cs="Aptos"/>
         </w:rPr>
         <w:t>-&gt; Set cylinder color and lighting</w:t>
       </w:r>
@@ -1225,7 +1222,7 @@
       </w:r>
       <w:r>
         <w:rPr>
-          <w:rFonts w:ascii="Aptos" w:eastAsia="Aptos" w:hAnsi="Aptos" w:cs="Aptos"/>
+          <w:rFonts w:ascii="Aptos" w:hAnsi="Aptos" w:eastAsia="Aptos" w:cs="Aptos"/>
         </w:rPr>
         <w:t>-&gt; Create model matrix</w:t>
       </w:r>
@@ -1234,7 +1231,7 @@
       </w:r>
       <w:r>
         <w:rPr>
-          <w:rFonts w:ascii="Aptos" w:eastAsia="Aptos" w:hAnsi="Aptos" w:cs="Aptos"/>
+          <w:rFonts w:ascii="Aptos" w:hAnsi="Aptos" w:eastAsia="Aptos" w:cs="Aptos"/>
         </w:rPr>
         <w:t>-&gt; Translate cylinder to left side</w:t>
       </w:r>
@@ -1243,7 +1240,7 @@
       </w:r>
       <w:r>
         <w:rPr>
-          <w:rFonts w:ascii="Aptos" w:eastAsia="Aptos" w:hAnsi="Aptos" w:cs="Aptos"/>
+          <w:rFonts w:ascii="Aptos" w:hAnsi="Aptos" w:eastAsia="Aptos" w:cs="Aptos"/>
         </w:rPr>
         <w:t>-&gt; Scale cylinder height</w:t>
       </w:r>
@@ -1252,7 +1249,7 @@
       </w:r>
       <w:r>
         <w:rPr>
-          <w:rFonts w:ascii="Aptos" w:eastAsia="Aptos" w:hAnsi="Aptos" w:cs="Aptos"/>
+          <w:rFonts w:ascii="Aptos" w:hAnsi="Aptos" w:eastAsia="Aptos" w:cs="Aptos"/>
         </w:rPr>
         <w:t>-&gt; Send matrices to shader</w:t>
       </w:r>
@@ -1261,7 +1258,7 @@
       </w:r>
       <w:r>
         <w:rPr>
-          <w:rFonts w:ascii="Aptos" w:eastAsia="Aptos" w:hAnsi="Aptos" w:cs="Aptos"/>
+          <w:rFonts w:ascii="Aptos" w:hAnsi="Aptos" w:eastAsia="Aptos" w:cs="Aptos"/>
         </w:rPr>
         <w:t>-&gt; Draw cylinder model</w:t>
       </w:r>
@@ -1270,7 +1267,7 @@
       </w:r>
       <w:r>
         <w:rPr>
-          <w:rFonts w:ascii="Aptos" w:eastAsia="Aptos" w:hAnsi="Aptos" w:cs="Aptos"/>
+          <w:rFonts w:ascii="Aptos" w:hAnsi="Aptos" w:eastAsia="Aptos" w:cs="Aptos"/>
         </w:rPr>
         <w:t>-&gt; Repeat every frame</w:t>
       </w:r>
@@ -1279,7 +1276,7 @@
       </w:r>
       <w:r>
         <w:rPr>
-          <w:rFonts w:ascii="Aptos" w:eastAsia="Aptos" w:hAnsi="Aptos" w:cs="Aptos"/>
+          <w:rFonts w:ascii="Aptos" w:hAnsi="Aptos" w:eastAsia="Aptos" w:cs="Aptos"/>
         </w:rPr>
         <w:t>-&gt; End</w:t>
       </w:r>
@@ -1299,7 +1296,7 @@
       </w:pPr>
       <w:r>
         <w:rPr>
-          <w:rFonts w:ascii="Aptos" w:eastAsia="Aptos" w:hAnsi="Aptos" w:cs="Aptos"/>
+          <w:rFonts w:ascii="Aptos" w:hAnsi="Aptos" w:eastAsia="Aptos" w:cs="Aptos"/>
         </w:rPr>
         <w:t>Start</w:t>
       </w:r>
@@ -1308,7 +1305,7 @@
       </w:r>
       <w:r>
         <w:rPr>
-          <w:rFonts w:ascii="Aptos" w:eastAsia="Aptos" w:hAnsi="Aptos" w:cs="Aptos"/>
+          <w:rFonts w:ascii="Aptos" w:hAnsi="Aptos" w:eastAsia="Aptos" w:cs="Aptos"/>
         </w:rPr>
         <w:t>-&gt; Initialize OpenGL and shaders</w:t>
       </w:r>
@@ -1317,9 +1314,8 @@
       </w:r>
       <w:r>
         <w:rPr>
-          <w:rFonts w:ascii="Aptos" w:eastAsia="Aptos" w:hAnsi="Aptos" w:cs="Aptos"/>
-        </w:rPr>
-        <w:lastRenderedPageBreak/>
+          <w:rFonts w:ascii="Aptos" w:hAnsi="Aptos" w:eastAsia="Aptos" w:cs="Aptos"/>
+        </w:rPr>
         <w:t>-&gt; Load sphere model (OBJ)</w:t>
       </w:r>
       <w:r>
@@ -1327,7 +1323,7 @@
       </w:r>
       <w:r>
         <w:rPr>
-          <w:rFonts w:ascii="Aptos" w:eastAsia="Aptos" w:hAnsi="Aptos" w:cs="Aptos"/>
+          <w:rFonts w:ascii="Aptos" w:hAnsi="Aptos" w:eastAsia="Aptos" w:cs="Aptos"/>
         </w:rPr>
         <w:t>-&gt; Activate sphere shader</w:t>
       </w:r>
@@ -1336,7 +1332,7 @@
       </w:r>
       <w:r>
         <w:rPr>
-          <w:rFonts w:ascii="Aptos" w:eastAsia="Aptos" w:hAnsi="Aptos" w:cs="Aptos"/>
+          <w:rFonts w:ascii="Aptos" w:hAnsi="Aptos" w:eastAsia="Aptos" w:cs="Aptos"/>
         </w:rPr>
         <w:t>-&gt; Set sphere color and lighting</w:t>
       </w:r>
@@ -1345,7 +1341,7 @@
       </w:r>
       <w:r>
         <w:rPr>
-          <w:rFonts w:ascii="Aptos" w:eastAsia="Aptos" w:hAnsi="Aptos" w:cs="Aptos"/>
+          <w:rFonts w:ascii="Aptos" w:hAnsi="Aptos" w:eastAsia="Aptos" w:cs="Aptos"/>
         </w:rPr>
         <w:t>-&gt; Create model matrix</w:t>
       </w:r>
@@ -1354,7 +1350,7 @@
       </w:r>
       <w:r>
         <w:rPr>
-          <w:rFonts w:ascii="Aptos" w:eastAsia="Aptos" w:hAnsi="Aptos" w:cs="Aptos"/>
+          <w:rFonts w:ascii="Aptos" w:hAnsi="Aptos" w:eastAsia="Aptos" w:cs="Aptos"/>
         </w:rPr>
         <w:t>-&gt; Translate sphere to right side</w:t>
       </w:r>
@@ -1363,7 +1359,7 @@
       </w:r>
       <w:r>
         <w:rPr>
-          <w:rFonts w:ascii="Aptos" w:eastAsia="Aptos" w:hAnsi="Aptos" w:cs="Aptos"/>
+          <w:rFonts w:ascii="Aptos" w:hAnsi="Aptos" w:eastAsia="Aptos" w:cs="Aptos"/>
         </w:rPr>
         <w:t>-&gt; Scale sphere size</w:t>
       </w:r>
@@ -1372,7 +1368,7 @@
       </w:r>
       <w:r>
         <w:rPr>
-          <w:rFonts w:ascii="Aptos" w:eastAsia="Aptos" w:hAnsi="Aptos" w:cs="Aptos"/>
+          <w:rFonts w:ascii="Aptos" w:hAnsi="Aptos" w:eastAsia="Aptos" w:cs="Aptos"/>
         </w:rPr>
         <w:t>-&gt; Send matrices to shader</w:t>
       </w:r>
@@ -1381,7 +1377,7 @@
       </w:r>
       <w:r>
         <w:rPr>
-          <w:rFonts w:ascii="Aptos" w:eastAsia="Aptos" w:hAnsi="Aptos" w:cs="Aptos"/>
+          <w:rFonts w:ascii="Aptos" w:hAnsi="Aptos" w:eastAsia="Aptos" w:cs="Aptos"/>
         </w:rPr>
         <w:t>-&gt; Draw sphere model</w:t>
       </w:r>
@@ -1390,7 +1386,7 @@
       </w:r>
       <w:r>
         <w:rPr>
-          <w:rFonts w:ascii="Aptos" w:eastAsia="Aptos" w:hAnsi="Aptos" w:cs="Aptos"/>
+          <w:rFonts w:ascii="Aptos" w:hAnsi="Aptos" w:eastAsia="Aptos" w:cs="Aptos"/>
         </w:rPr>
         <w:t>-&gt; Repeat every frame</w:t>
       </w:r>
@@ -1399,7 +1395,7 @@
       </w:r>
       <w:r>
         <w:rPr>
-          <w:rFonts w:ascii="Aptos" w:eastAsia="Aptos" w:hAnsi="Aptos" w:cs="Aptos"/>
+          <w:rFonts w:ascii="Aptos" w:hAnsi="Aptos" w:eastAsia="Aptos" w:cs="Aptos"/>
         </w:rPr>
         <w:t>-&gt; End</w:t>
       </w:r>
@@ -1419,7 +1415,7 @@
       </w:pPr>
       <w:r>
         <w:rPr>
-          <w:rFonts w:ascii="Aptos" w:eastAsia="Aptos" w:hAnsi="Aptos" w:cs="Aptos"/>
+          <w:rFonts w:ascii="Aptos" w:hAnsi="Aptos" w:eastAsia="Aptos" w:cs="Aptos"/>
         </w:rPr>
         <w:t>Start</w:t>
       </w:r>
@@ -1428,7 +1424,7 @@
       </w:r>
       <w:r>
         <w:rPr>
-          <w:rFonts w:ascii="Aptos" w:eastAsia="Aptos" w:hAnsi="Aptos" w:cs="Aptos"/>
+          <w:rFonts w:ascii="Aptos" w:hAnsi="Aptos" w:eastAsia="Aptos" w:cs="Aptos"/>
         </w:rPr>
         <w:t>-&gt; Read keyboard input</w:t>
       </w:r>
@@ -1437,7 +1433,7 @@
       </w:r>
       <w:r>
         <w:rPr>
-          <w:rFonts w:ascii="Aptos" w:eastAsia="Aptos" w:hAnsi="Aptos" w:cs="Aptos"/>
+          <w:rFonts w:ascii="Aptos" w:hAnsi="Aptos" w:eastAsia="Aptos" w:cs="Aptos"/>
         </w:rPr>
         <w:t>-&gt; If arrow keys pressed</w:t>
       </w:r>
@@ -1446,7 +1442,7 @@
       </w:r>
       <w:r>
         <w:rPr>
-          <w:rFonts w:ascii="Aptos" w:eastAsia="Aptos" w:hAnsi="Aptos" w:cs="Aptos"/>
+          <w:rFonts w:ascii="Aptos" w:hAnsi="Aptos" w:eastAsia="Aptos" w:cs="Aptos"/>
         </w:rPr>
         <w:t xml:space="preserve">    -&gt; Move camera position (X or Y)</w:t>
       </w:r>
@@ -1455,7 +1451,7 @@
       </w:r>
       <w:r>
         <w:rPr>
-          <w:rFonts w:ascii="Aptos" w:eastAsia="Aptos" w:hAnsi="Aptos" w:cs="Aptos"/>
+          <w:rFonts w:ascii="Aptos" w:hAnsi="Aptos" w:eastAsia="Aptos" w:cs="Aptos"/>
         </w:rPr>
         <w:t>-&gt; If Shift + arrows pressed</w:t>
       </w:r>
@@ -1464,7 +1460,7 @@
       </w:r>
       <w:r>
         <w:rPr>
-          <w:rFonts w:ascii="Aptos" w:eastAsia="Aptos" w:hAnsi="Aptos" w:cs="Aptos"/>
+          <w:rFonts w:ascii="Aptos" w:hAnsi="Aptos" w:eastAsia="Aptos" w:cs="Aptos"/>
         </w:rPr>
         <w:t xml:space="preserve">    -&gt; Move camera forward/backward (Z)</w:t>
       </w:r>
@@ -1473,7 +1469,7 @@
       </w:r>
       <w:r>
         <w:rPr>
-          <w:rFonts w:ascii="Aptos" w:eastAsia="Aptos" w:hAnsi="Aptos" w:cs="Aptos"/>
+          <w:rFonts w:ascii="Aptos" w:hAnsi="Aptos" w:eastAsia="Aptos" w:cs="Aptos"/>
         </w:rPr>
         <w:t>-&gt; If Command + arrows pressed</w:t>
       </w:r>
@@ -1482,7 +1478,7 @@
       </w:r>
       <w:r>
         <w:rPr>
-          <w:rFonts w:ascii="Aptos" w:eastAsia="Aptos" w:hAnsi="Aptos" w:cs="Aptos"/>
+          <w:rFonts w:ascii="Aptos" w:hAnsi="Aptos" w:eastAsia="Aptos" w:cs="Aptos"/>
         </w:rPr>
         <w:t xml:space="preserve">    -&gt; Rotate camera (pitch/yaw)</w:t>
       </w:r>
@@ -1491,35 +1487,35 @@
       </w:r>
       <w:r>
         <w:rPr>
-          <w:rFonts w:ascii="Aptos" w:eastAsia="Aptos" w:hAnsi="Aptos" w:cs="Aptos"/>
+          <w:rFonts w:ascii="Aptos" w:hAnsi="Aptos" w:eastAsia="Aptos" w:cs="Aptos"/>
         </w:rPr>
         <w:t xml:space="preserve">-&gt; If Shift </w:t>
       </w:r>
       <w:proofErr w:type="gramStart"/>
       <w:r>
         <w:rPr>
-          <w:rFonts w:ascii="Aptos" w:eastAsia="Aptos" w:hAnsi="Aptos" w:cs="Aptos"/>
+          <w:rFonts w:ascii="Aptos" w:hAnsi="Aptos" w:eastAsia="Aptos" w:cs="Aptos"/>
         </w:rPr>
         <w:t>+ ,</w:t>
       </w:r>
       <w:proofErr w:type="gramEnd"/>
       <w:r>
         <w:rPr>
-          <w:rFonts w:ascii="Aptos" w:eastAsia="Aptos" w:hAnsi="Aptos" w:cs="Aptos"/>
+          <w:rFonts w:ascii="Aptos" w:hAnsi="Aptos" w:eastAsia="Aptos" w:cs="Aptos"/>
         </w:rPr>
         <w:t xml:space="preserve"> </w:t>
       </w:r>
       <w:proofErr w:type="gramStart"/>
       <w:r>
         <w:rPr>
-          <w:rFonts w:ascii="Aptos" w:eastAsia="Aptos" w:hAnsi="Aptos" w:cs="Aptos"/>
+          <w:rFonts w:ascii="Aptos" w:hAnsi="Aptos" w:eastAsia="Aptos" w:cs="Aptos"/>
         </w:rPr>
         <w:t>or .</w:t>
       </w:r>
       <w:proofErr w:type="gramEnd"/>
       <w:r>
         <w:rPr>
-          <w:rFonts w:ascii="Aptos" w:eastAsia="Aptos" w:hAnsi="Aptos" w:cs="Aptos"/>
+          <w:rFonts w:ascii="Aptos" w:hAnsi="Aptos" w:eastAsia="Aptos" w:cs="Aptos"/>
         </w:rPr>
         <w:t xml:space="preserve"> pressed</w:t>
       </w:r>
@@ -1528,7 +1524,7 @@
       </w:r>
       <w:r>
         <w:rPr>
-          <w:rFonts w:ascii="Aptos" w:eastAsia="Aptos" w:hAnsi="Aptos" w:cs="Aptos"/>
+          <w:rFonts w:ascii="Aptos" w:hAnsi="Aptos" w:eastAsia="Aptos" w:cs="Aptos"/>
         </w:rPr>
         <w:t xml:space="preserve">    -&gt; Rotate camera (roll)</w:t>
       </w:r>
@@ -1537,7 +1533,7 @@
       </w:r>
       <w:r>
         <w:rPr>
-          <w:rFonts w:ascii="Aptos" w:eastAsia="Aptos" w:hAnsi="Aptos" w:cs="Aptos"/>
+          <w:rFonts w:ascii="Aptos" w:hAnsi="Aptos" w:eastAsia="Aptos" w:cs="Aptos"/>
         </w:rPr>
         <w:t>-&gt; If R pressed</w:t>
       </w:r>
@@ -1546,7 +1542,7 @@
       </w:r>
       <w:r>
         <w:rPr>
-          <w:rFonts w:ascii="Aptos" w:eastAsia="Aptos" w:hAnsi="Aptos" w:cs="Aptos"/>
+          <w:rFonts w:ascii="Aptos" w:hAnsi="Aptos" w:eastAsia="Aptos" w:cs="Aptos"/>
         </w:rPr>
         <w:t xml:space="preserve">    -&gt; Reset camera position and rotation</w:t>
       </w:r>
@@ -1555,7 +1551,7 @@
       </w:r>
       <w:r>
         <w:rPr>
-          <w:rFonts w:ascii="Aptos" w:eastAsia="Aptos" w:hAnsi="Aptos" w:cs="Aptos"/>
+          <w:rFonts w:ascii="Aptos" w:hAnsi="Aptos" w:eastAsia="Aptos" w:cs="Aptos"/>
         </w:rPr>
         <w:t>-&gt; Update view matrix</w:t>
       </w:r>
@@ -1564,7 +1560,7 @@
       </w:r>
       <w:r>
         <w:rPr>
-          <w:rFonts w:ascii="Aptos" w:eastAsia="Aptos" w:hAnsi="Aptos" w:cs="Aptos"/>
+          <w:rFonts w:ascii="Aptos" w:hAnsi="Aptos" w:eastAsia="Aptos" w:cs="Aptos"/>
         </w:rPr>
         <w:t>-&gt; Render scene</w:t>
       </w:r>
@@ -1573,7 +1569,7 @@
       </w:r>
       <w:r>
         <w:rPr>
-          <w:rFonts w:ascii="Aptos" w:eastAsia="Aptos" w:hAnsi="Aptos" w:cs="Aptos"/>
+          <w:rFonts w:ascii="Aptos" w:hAnsi="Aptos" w:eastAsia="Aptos" w:cs="Aptos"/>
         </w:rPr>
         <w:t>-&gt; Repeat every frame</w:t>
       </w:r>
@@ -1582,15 +1578,37 @@
       </w:r>
       <w:r>
         <w:rPr>
-          <w:rFonts w:ascii="Aptos" w:eastAsia="Aptos" w:hAnsi="Aptos" w:cs="Aptos"/>
+          <w:rFonts w:ascii="Aptos" w:hAnsi="Aptos" w:eastAsia="Aptos" w:cs="Aptos"/>
         </w:rPr>
         <w:t>-&gt; End</w:t>
       </w:r>
     </w:p>
     <w:p/>
     <w:p/>
+    <w:p>
+      <w:pPr>
+        <w:pStyle w:val="Normal"/>
+      </w:pPr>
+      <w:r>
+        <w:rPr/>
+        <w:t xml:space="preserve">Video link: </w:t>
+      </w:r>
+      <w:hyperlink r:id="Rafcf44c2d00d4ad0">
+        <w:r>
+          <w:rPr>
+            <w:rStyle w:val="Hyperlink"/>
+            <w:rFonts w:ascii="Aptos" w:hAnsi="Aptos" w:eastAsia="Aptos" w:cs="Aptos"/>
+            <w:noProof w:val="0"/>
+            <w:sz w:val="24"/>
+            <w:szCs w:val="24"/>
+            <w:lang w:val="en-US"/>
+          </w:rPr>
+          <w:t>Topic 9.mov</w:t>
+        </w:r>
+      </w:hyperlink>
+    </w:p>
     <w:sectPr>
-      <w:pgSz w:w="12240" w:h="15840"/>
+      <w:pgSz w:w="12240" w:h="15840" w:orient="portrait"/>
       <w:pgMar w:top="1440" w:right="1440" w:bottom="1440" w:left="1440" w:header="720" w:footer="720" w:gutter="0"/>
       <w:cols w:space="720"/>
       <w:docGrid w:linePitch="360"/>
@@ -1614,7 +1632,7 @@
         <w:ind w:left="720" w:hanging="360"/>
       </w:pPr>
       <w:rPr>
-        <w:rFonts w:ascii="Symbol" w:hAnsi="Symbol" w:hint="default"/>
+        <w:rFonts w:hint="default" w:ascii="Symbol" w:hAnsi="Symbol"/>
       </w:rPr>
     </w:lvl>
     <w:lvl w:ilvl="1" w:tplc="72C09328">
@@ -1626,7 +1644,7 @@
         <w:ind w:left="1440" w:hanging="360"/>
       </w:pPr>
       <w:rPr>
-        <w:rFonts w:ascii="Courier New" w:hAnsi="Courier New" w:hint="default"/>
+        <w:rFonts w:hint="default" w:ascii="Courier New" w:hAnsi="Courier New"/>
       </w:rPr>
     </w:lvl>
     <w:lvl w:ilvl="2" w:tplc="D854B3E6">
@@ -1638,7 +1656,7 @@
         <w:ind w:left="2160" w:hanging="360"/>
       </w:pPr>
       <w:rPr>
-        <w:rFonts w:ascii="Wingdings" w:hAnsi="Wingdings" w:hint="default"/>
+        <w:rFonts w:hint="default" w:ascii="Wingdings" w:hAnsi="Wingdings"/>
       </w:rPr>
     </w:lvl>
     <w:lvl w:ilvl="3" w:tplc="EC6A36EC">
@@ -1650,7 +1668,7 @@
         <w:ind w:left="2880" w:hanging="360"/>
       </w:pPr>
       <w:rPr>
-        <w:rFonts w:ascii="Symbol" w:hAnsi="Symbol" w:hint="default"/>
+        <w:rFonts w:hint="default" w:ascii="Symbol" w:hAnsi="Symbol"/>
       </w:rPr>
     </w:lvl>
     <w:lvl w:ilvl="4" w:tplc="56185950">
@@ -1662,7 +1680,7 @@
         <w:ind w:left="3600" w:hanging="360"/>
       </w:pPr>
       <w:rPr>
-        <w:rFonts w:ascii="Courier New" w:hAnsi="Courier New" w:hint="default"/>
+        <w:rFonts w:hint="default" w:ascii="Courier New" w:hAnsi="Courier New"/>
       </w:rPr>
     </w:lvl>
     <w:lvl w:ilvl="5" w:tplc="C55E2198">
@@ -1674,7 +1692,7 @@
         <w:ind w:left="4320" w:hanging="360"/>
       </w:pPr>
       <w:rPr>
-        <w:rFonts w:ascii="Wingdings" w:hAnsi="Wingdings" w:hint="default"/>
+        <w:rFonts w:hint="default" w:ascii="Wingdings" w:hAnsi="Wingdings"/>
       </w:rPr>
     </w:lvl>
     <w:lvl w:ilvl="6" w:tplc="2A80FE96">
@@ -1686,7 +1704,7 @@
         <w:ind w:left="5040" w:hanging="360"/>
       </w:pPr>
       <w:rPr>
-        <w:rFonts w:ascii="Symbol" w:hAnsi="Symbol" w:hint="default"/>
+        <w:rFonts w:hint="default" w:ascii="Symbol" w:hAnsi="Symbol"/>
       </w:rPr>
     </w:lvl>
     <w:lvl w:ilvl="7" w:tplc="506233BE">
@@ -1698,7 +1716,7 @@
         <w:ind w:left="5760" w:hanging="360"/>
       </w:pPr>
       <w:rPr>
-        <w:rFonts w:ascii="Courier New" w:hAnsi="Courier New" w:hint="default"/>
+        <w:rFonts w:hint="default" w:ascii="Courier New" w:hAnsi="Courier New"/>
       </w:rPr>
     </w:lvl>
     <w:lvl w:ilvl="8" w:tplc="77963930">
@@ -1710,7 +1728,7 @@
         <w:ind w:left="6480" w:hanging="360"/>
       </w:pPr>
       <w:rPr>
-        <w:rFonts w:ascii="Wingdings" w:hAnsi="Wingdings" w:hint="default"/>
+        <w:rFonts w:hint="default" w:ascii="Wingdings" w:hAnsi="Wingdings"/>
       </w:rPr>
     </w:lvl>
   </w:abstractNum>
@@ -1727,7 +1745,7 @@
         <w:ind w:left="720" w:hanging="360"/>
       </w:pPr>
       <w:rPr>
-        <w:rFonts w:ascii="Symbol" w:hAnsi="Symbol" w:hint="default"/>
+        <w:rFonts w:hint="default" w:ascii="Symbol" w:hAnsi="Symbol"/>
       </w:rPr>
     </w:lvl>
     <w:lvl w:ilvl="1" w:tplc="59080E0E">
@@ -1739,7 +1757,7 @@
         <w:ind w:left="1440" w:hanging="360"/>
       </w:pPr>
       <w:rPr>
-        <w:rFonts w:ascii="Courier New" w:hAnsi="Courier New" w:hint="default"/>
+        <w:rFonts w:hint="default" w:ascii="Courier New" w:hAnsi="Courier New"/>
       </w:rPr>
     </w:lvl>
     <w:lvl w:ilvl="2" w:tplc="6F86D40A">
@@ -1751,7 +1769,7 @@
         <w:ind w:left="2160" w:hanging="360"/>
       </w:pPr>
       <w:rPr>
-        <w:rFonts w:ascii="Wingdings" w:hAnsi="Wingdings" w:hint="default"/>
+        <w:rFonts w:hint="default" w:ascii="Wingdings" w:hAnsi="Wingdings"/>
       </w:rPr>
     </w:lvl>
     <w:lvl w:ilvl="3" w:tplc="FECED940">
@@ -1763,7 +1781,7 @@
         <w:ind w:left="2880" w:hanging="360"/>
       </w:pPr>
       <w:rPr>
-        <w:rFonts w:ascii="Symbol" w:hAnsi="Symbol" w:hint="default"/>
+        <w:rFonts w:hint="default" w:ascii="Symbol" w:hAnsi="Symbol"/>
       </w:rPr>
     </w:lvl>
     <w:lvl w:ilvl="4" w:tplc="EED04130">
@@ -1775,7 +1793,7 @@
         <w:ind w:left="3600" w:hanging="360"/>
       </w:pPr>
       <w:rPr>
-        <w:rFonts w:ascii="Courier New" w:hAnsi="Courier New" w:hint="default"/>
+        <w:rFonts w:hint="default" w:ascii="Courier New" w:hAnsi="Courier New"/>
       </w:rPr>
     </w:lvl>
     <w:lvl w:ilvl="5" w:tplc="2500E964">
@@ -1787,7 +1805,7 @@
         <w:ind w:left="4320" w:hanging="360"/>
       </w:pPr>
       <w:rPr>
-        <w:rFonts w:ascii="Wingdings" w:hAnsi="Wingdings" w:hint="default"/>
+        <w:rFonts w:hint="default" w:ascii="Wingdings" w:hAnsi="Wingdings"/>
       </w:rPr>
     </w:lvl>
     <w:lvl w:ilvl="6" w:tplc="2CAAE568">
@@ -1799,7 +1817,7 @@
         <w:ind w:left="5040" w:hanging="360"/>
       </w:pPr>
       <w:rPr>
-        <w:rFonts w:ascii="Symbol" w:hAnsi="Symbol" w:hint="default"/>
+        <w:rFonts w:hint="default" w:ascii="Symbol" w:hAnsi="Symbol"/>
       </w:rPr>
     </w:lvl>
     <w:lvl w:ilvl="7" w:tplc="46802142">
@@ -1811,7 +1829,7 @@
         <w:ind w:left="5760" w:hanging="360"/>
       </w:pPr>
       <w:rPr>
-        <w:rFonts w:ascii="Courier New" w:hAnsi="Courier New" w:hint="default"/>
+        <w:rFonts w:hint="default" w:ascii="Courier New" w:hAnsi="Courier New"/>
       </w:rPr>
     </w:lvl>
     <w:lvl w:ilvl="8" w:tplc="23B40D76">
@@ -1823,7 +1841,7 @@
         <w:ind w:left="6480" w:hanging="360"/>
       </w:pPr>
       <w:rPr>
-        <w:rFonts w:ascii="Wingdings" w:hAnsi="Wingdings" w:hint="default"/>
+        <w:rFonts w:hint="default" w:ascii="Wingdings" w:hAnsi="Wingdings"/>
       </w:rPr>
     </w:lvl>
   </w:abstractNum>
@@ -1841,7 +1859,7 @@
   <w:docDefaults>
     <w:rPrDefault>
       <w:rPr>
-        <w:rFonts w:asciiTheme="minorHAnsi" w:eastAsiaTheme="minorEastAsia" w:hAnsiTheme="minorHAnsi" w:cstheme="minorBidi"/>
+        <w:rFonts w:asciiTheme="minorHAnsi" w:hAnsiTheme="minorHAnsi" w:eastAsiaTheme="minorEastAsia" w:cstheme="minorBidi"/>
         <w:sz w:val="24"/>
         <w:szCs w:val="24"/>
         <w:lang w:val="en-US" w:eastAsia="ja-JP" w:bidi="ar-SA"/>
@@ -1856,14 +1874,14 @@
   <w:latentStyles w:defLockedState="0" w:defUIPriority="99" w:defSemiHidden="0" w:defUnhideWhenUsed="0" w:defQFormat="0" w:count="376">
     <w:lsdException w:name="Normal" w:uiPriority="0" w:qFormat="1"/>
     <w:lsdException w:name="heading 1" w:uiPriority="9" w:qFormat="1"/>
-    <w:lsdException w:name="heading 2" w:semiHidden="1" w:uiPriority="9" w:unhideWhenUsed="1" w:qFormat="1"/>
-    <w:lsdException w:name="heading 3" w:semiHidden="1" w:uiPriority="9" w:unhideWhenUsed="1" w:qFormat="1"/>
-    <w:lsdException w:name="heading 4" w:semiHidden="1" w:uiPriority="9" w:unhideWhenUsed="1" w:qFormat="1"/>
-    <w:lsdException w:name="heading 5" w:semiHidden="1" w:uiPriority="9" w:unhideWhenUsed="1" w:qFormat="1"/>
-    <w:lsdException w:name="heading 6" w:semiHidden="1" w:uiPriority="9" w:unhideWhenUsed="1" w:qFormat="1"/>
-    <w:lsdException w:name="heading 7" w:semiHidden="1" w:uiPriority="9" w:unhideWhenUsed="1" w:qFormat="1"/>
-    <w:lsdException w:name="heading 8" w:semiHidden="1" w:uiPriority="9" w:unhideWhenUsed="1" w:qFormat="1"/>
-    <w:lsdException w:name="heading 9" w:semiHidden="1" w:uiPriority="9" w:unhideWhenUsed="1" w:qFormat="1"/>
+    <w:lsdException w:name="heading 2" w:uiPriority="9" w:semiHidden="1" w:unhideWhenUsed="1" w:qFormat="1"/>
+    <w:lsdException w:name="heading 3" w:uiPriority="9" w:semiHidden="1" w:unhideWhenUsed="1" w:qFormat="1"/>
+    <w:lsdException w:name="heading 4" w:uiPriority="9" w:semiHidden="1" w:unhideWhenUsed="1" w:qFormat="1"/>
+    <w:lsdException w:name="heading 5" w:uiPriority="9" w:semiHidden="1" w:unhideWhenUsed="1" w:qFormat="1"/>
+    <w:lsdException w:name="heading 6" w:uiPriority="9" w:semiHidden="1" w:unhideWhenUsed="1" w:qFormat="1"/>
+    <w:lsdException w:name="heading 7" w:uiPriority="9" w:semiHidden="1" w:unhideWhenUsed="1" w:qFormat="1"/>
+    <w:lsdException w:name="heading 8" w:uiPriority="9" w:semiHidden="1" w:unhideWhenUsed="1" w:qFormat="1"/>
+    <w:lsdException w:name="heading 9" w:uiPriority="9" w:semiHidden="1" w:unhideWhenUsed="1" w:qFormat="1"/>
     <w:lsdException w:name="index 1" w:semiHidden="1" w:unhideWhenUsed="1"/>
     <w:lsdException w:name="index 2" w:semiHidden="1" w:unhideWhenUsed="1"/>
     <w:lsdException w:name="index 3" w:semiHidden="1" w:unhideWhenUsed="1"/>
@@ -1873,22 +1891,22 @@
     <w:lsdException w:name="index 7" w:semiHidden="1" w:unhideWhenUsed="1"/>
     <w:lsdException w:name="index 8" w:semiHidden="1" w:unhideWhenUsed="1"/>
     <w:lsdException w:name="index 9" w:semiHidden="1" w:unhideWhenUsed="1"/>
-    <w:lsdException w:name="toc 1" w:semiHidden="1" w:uiPriority="39" w:unhideWhenUsed="1"/>
-    <w:lsdException w:name="toc 2" w:semiHidden="1" w:uiPriority="39" w:unhideWhenUsed="1"/>
-    <w:lsdException w:name="toc 3" w:semiHidden="1" w:uiPriority="39" w:unhideWhenUsed="1"/>
-    <w:lsdException w:name="toc 4" w:semiHidden="1" w:uiPriority="39" w:unhideWhenUsed="1"/>
-    <w:lsdException w:name="toc 5" w:semiHidden="1" w:uiPriority="39" w:unhideWhenUsed="1"/>
-    <w:lsdException w:name="toc 6" w:semiHidden="1" w:uiPriority="39" w:unhideWhenUsed="1"/>
-    <w:lsdException w:name="toc 7" w:semiHidden="1" w:uiPriority="39" w:unhideWhenUsed="1"/>
-    <w:lsdException w:name="toc 8" w:semiHidden="1" w:uiPriority="39" w:unhideWhenUsed="1"/>
-    <w:lsdException w:name="toc 9" w:semiHidden="1" w:uiPriority="39" w:unhideWhenUsed="1"/>
+    <w:lsdException w:name="toc 1" w:uiPriority="39" w:semiHidden="1" w:unhideWhenUsed="1"/>
+    <w:lsdException w:name="toc 2" w:uiPriority="39" w:semiHidden="1" w:unhideWhenUsed="1"/>
+    <w:lsdException w:name="toc 3" w:uiPriority="39" w:semiHidden="1" w:unhideWhenUsed="1"/>
+    <w:lsdException w:name="toc 4" w:uiPriority="39" w:semiHidden="1" w:unhideWhenUsed="1"/>
+    <w:lsdException w:name="toc 5" w:uiPriority="39" w:semiHidden="1" w:unhideWhenUsed="1"/>
+    <w:lsdException w:name="toc 6" w:uiPriority="39" w:semiHidden="1" w:unhideWhenUsed="1"/>
+    <w:lsdException w:name="toc 7" w:uiPriority="39" w:semiHidden="1" w:unhideWhenUsed="1"/>
+    <w:lsdException w:name="toc 8" w:uiPriority="39" w:semiHidden="1" w:unhideWhenUsed="1"/>
+    <w:lsdException w:name="toc 9" w:uiPriority="39" w:semiHidden="1" w:unhideWhenUsed="1"/>
     <w:lsdException w:name="Normal Indent" w:semiHidden="1" w:unhideWhenUsed="1"/>
     <w:lsdException w:name="footnote text" w:semiHidden="1" w:unhideWhenUsed="1"/>
     <w:lsdException w:name="annotation text" w:semiHidden="1" w:unhideWhenUsed="1"/>
     <w:lsdException w:name="header" w:semiHidden="1" w:unhideWhenUsed="1"/>
     <w:lsdException w:name="footer" w:semiHidden="1" w:unhideWhenUsed="1"/>
     <w:lsdException w:name="index heading" w:semiHidden="1" w:unhideWhenUsed="1"/>
-    <w:lsdException w:name="caption" w:semiHidden="1" w:uiPriority="35" w:unhideWhenUsed="1" w:qFormat="1"/>
+    <w:lsdException w:name="caption" w:uiPriority="35" w:semiHidden="1" w:unhideWhenUsed="1" w:qFormat="1"/>
     <w:lsdException w:name="table of figures" w:semiHidden="1" w:unhideWhenUsed="1"/>
     <w:lsdException w:name="envelope address" w:semiHidden="1" w:unhideWhenUsed="1"/>
     <w:lsdException w:name="envelope return" w:semiHidden="1" w:unhideWhenUsed="1"/>
@@ -1919,7 +1937,7 @@
     <w:lsdException w:name="Title" w:uiPriority="10" w:qFormat="1"/>
     <w:lsdException w:name="Closing" w:semiHidden="1" w:unhideWhenUsed="1"/>
     <w:lsdException w:name="Signature" w:semiHidden="1" w:unhideWhenUsed="1"/>
-    <w:lsdException w:name="Default Paragraph Font" w:semiHidden="1" w:uiPriority="1" w:unhideWhenUsed="1"/>
+    <w:lsdException w:name="Default Paragraph Font" w:uiPriority="1" w:semiHidden="1" w:unhideWhenUsed="1"/>
     <w:lsdException w:name="Body Text" w:semiHidden="1" w:unhideWhenUsed="1"/>
     <w:lsdException w:name="Body Text Indent" w:semiHidden="1" w:unhideWhenUsed="1"/>
     <w:lsdException w:name="List Continue" w:semiHidden="1" w:unhideWhenUsed="1"/>
@@ -2119,8 +2137,8 @@
     <w:lsdException w:name="Subtle Reference" w:uiPriority="31" w:qFormat="1"/>
     <w:lsdException w:name="Intense Reference" w:uiPriority="32" w:qFormat="1"/>
     <w:lsdException w:name="Book Title" w:uiPriority="33" w:qFormat="1"/>
-    <w:lsdException w:name="Bibliography" w:semiHidden="1" w:uiPriority="37" w:unhideWhenUsed="1"/>
-    <w:lsdException w:name="TOC Heading" w:semiHidden="1" w:uiPriority="39" w:unhideWhenUsed="1" w:qFormat="1"/>
+    <w:lsdException w:name="Bibliography" w:uiPriority="37" w:semiHidden="1" w:unhideWhenUsed="1"/>
+    <w:lsdException w:name="TOC Heading" w:uiPriority="39" w:semiHidden="1" w:unhideWhenUsed="1" w:qFormat="1"/>
     <w:lsdException w:name="Plain Table 1" w:uiPriority="41"/>
     <w:lsdException w:name="Plain Table 2" w:uiPriority="42"/>
     <w:lsdException w:name="Plain Table 3" w:uiPriority="43"/>
@@ -2231,7 +2249,7 @@
     <w:lsdException w:name="Unresolved Mention" w:semiHidden="1" w:unhideWhenUsed="1"/>
     <w:lsdException w:name="Smart Link" w:semiHidden="1" w:unhideWhenUsed="1"/>
   </w:latentStyles>
-  <w:style w:type="paragraph" w:default="1" w:styleId="Normal">
+  <w:style w:type="paragraph" w:styleId="Normal" w:default="1">
     <w:name w:val="Normal"/>
     <w:qFormat/>
   </w:style>
@@ -2249,7 +2267,7 @@
       <w:outlineLvl w:val="0"/>
     </w:pPr>
     <w:rPr>
-      <w:rFonts w:asciiTheme="majorHAnsi" w:eastAsiaTheme="majorEastAsia" w:hAnsiTheme="majorHAnsi" w:cstheme="majorBidi"/>
+      <w:rFonts w:asciiTheme="majorHAnsi" w:hAnsiTheme="majorHAnsi" w:eastAsiaTheme="majorEastAsia" w:cstheme="majorBidi"/>
       <w:color w:val="0F4761" w:themeColor="accent1" w:themeShade="BF"/>
       <w:sz w:val="40"/>
       <w:szCs w:val="40"/>
@@ -2270,7 +2288,7 @@
       <w:outlineLvl w:val="1"/>
     </w:pPr>
     <w:rPr>
-      <w:rFonts w:asciiTheme="majorHAnsi" w:eastAsiaTheme="majorEastAsia" w:hAnsiTheme="majorHAnsi" w:cstheme="majorBidi"/>
+      <w:rFonts w:asciiTheme="majorHAnsi" w:hAnsiTheme="majorHAnsi" w:eastAsiaTheme="majorEastAsia" w:cstheme="majorBidi"/>
       <w:color w:val="0F4761" w:themeColor="accent1" w:themeShade="BF"/>
       <w:sz w:val="32"/>
       <w:szCs w:val="32"/>
@@ -2297,13 +2315,13 @@
       <w:szCs w:val="28"/>
     </w:rPr>
   </w:style>
-  <w:style w:type="character" w:default="1" w:styleId="DefaultParagraphFont">
+  <w:style w:type="character" w:styleId="DefaultParagraphFont" w:default="1">
     <w:name w:val="Default Paragraph Font"/>
     <w:uiPriority w:val="1"/>
     <w:semiHidden/>
     <w:unhideWhenUsed/>
   </w:style>
-  <w:style w:type="table" w:default="1" w:styleId="TableNormal">
+  <w:style w:type="table" w:styleId="TableNormal" w:default="1">
     <w:name w:val="Normal Table"/>
     <w:uiPriority w:val="99"/>
     <w:semiHidden/>
@@ -2318,7 +2336,7 @@
       </w:tblCellMar>
     </w:tblPr>
   </w:style>
-  <w:style w:type="numbering" w:default="1" w:styleId="NoList">
+  <w:style w:type="numbering" w:styleId="NoList" w:default="1">
     <w:name w:val="No List"/>
     <w:uiPriority w:val="99"/>
     <w:semiHidden/>
@@ -2335,11 +2353,22 @@
       <w:contextualSpacing/>
     </w:pPr>
   </w:style>
+  <w:style w:type="character" w:styleId="Hyperlink">
+    <w:uiPriority w:val="99"/>
+    <w:name w:val="Hyperlink"/>
+    <w:basedOn w:val="DefaultParagraphFont"/>
+    <w:unhideWhenUsed/>
+    <w:rsid w:val="086AE423"/>
+    <w:rPr>
+      <w:color w:val="467886"/>
+      <w:u w:val="single"/>
+    </w:rPr>
+  </w:style>
 </w:styles>
 </file>
 
 <file path=word/theme/theme1.xml><?xml version="1.0" encoding="utf-8"?>
-<a:theme xmlns:a="http://schemas.openxmlformats.org/drawingml/2006/main" name="Office Theme">
+<a:theme xmlns:a="http://schemas.openxmlformats.org/drawingml/2006/main" xmlns:thm15="http://schemas.microsoft.com/office/thememl/2012/main" name="Office Theme">
   <a:themeElements>
     <a:clrScheme name="Office">
       <a:dk1>
